--- a/assets/docs/Krushil_Naik_Resume.docx
+++ b/assets/docs/Krushil_Naik_Resume.docx
@@ -1,6 +1,6 @@
 
 <file path=word/document.xml><?xml version="1.0" encoding="utf-8"?>
-<w:document xmlns:wpc="http://schemas.microsoft.com/office/word/2010/wordprocessingCanvas" xmlns:cx="http://schemas.microsoft.com/office/drawing/2014/chartex" xmlns:cx1="http://schemas.microsoft.com/office/drawing/2015/9/8/chartex" xmlns:cx2="http://schemas.microsoft.com/office/drawing/2015/10/21/chartex" xmlns:cx3="http://schemas.microsoft.com/office/drawing/2016/5/9/chartex" xmlns:cx4="http://schemas.microsoft.com/office/drawing/2016/5/10/chartex" xmlns:cx5="http://schemas.microsoft.com/office/drawing/2016/5/11/chartex" xmlns:cx6="http://schemas.microsoft.com/office/drawing/2016/5/12/chartex" xmlns:cx7="http://schemas.microsoft.com/office/drawing/2016/5/13/chartex" xmlns:cx8="http://schemas.microsoft.com/office/drawing/2016/5/14/chartex" xmlns:mc="http://schemas.openxmlformats.org/markup-compatibility/2006" xmlns:aink="http://schemas.microsoft.com/office/drawing/2016/ink" xmlns:am3d="http://schemas.microsoft.com/office/drawing/2017/model3d" xmlns:o="urn:schemas-microsoft-com:office:office" xmlns:r="http://schemas.openxmlformats.org/officeDocument/2006/relationships" xmlns:m="http://schemas.openxmlformats.org/officeDocument/2006/math" xmlns:v="urn:schemas-microsoft-com:vml" xmlns:wp14="http://schemas.microsoft.com/office/word/2010/wordprocessingDrawing" xmlns:wp="http://schemas.openxmlformats.org/drawingml/2006/wordprocessingDrawing" xmlns:w10="urn:schemas-microsoft-com:office:word" xmlns:w="http://schemas.openxmlformats.org/wordprocessingml/2006/main" xmlns:w14="http://schemas.microsoft.com/office/word/2010/wordml" xmlns:w15="http://schemas.microsoft.com/office/word/2012/wordml" xmlns:w16cex="http://schemas.microsoft.com/office/word/2018/wordml/cex" xmlns:w16cid="http://schemas.microsoft.com/office/word/2016/wordml/cid" xmlns:w16="http://schemas.microsoft.com/office/word/2018/wordml" xmlns:w16sdtdh="http://schemas.microsoft.com/office/word/2020/wordml/sdtdatahash" xmlns:w16se="http://schemas.microsoft.com/office/word/2015/wordml/symex" xmlns:wpg="http://schemas.microsoft.com/office/word/2010/wordprocessingGroup" xmlns:wpi="http://schemas.microsoft.com/office/word/2010/wordprocessingInk" xmlns:wne="http://schemas.microsoft.com/office/word/2006/wordml" xmlns:wps="http://schemas.microsoft.com/office/word/2010/wordprocessingShape" mc:Ignorable="w14 w15 w16se w16cid w16 w16cex w16sdtdh wp14">
+<w:document xmlns:wpc="http://schemas.microsoft.com/office/word/2010/wordprocessingCanvas" xmlns:cx="http://schemas.microsoft.com/office/drawing/2014/chartex" xmlns:cx1="http://schemas.microsoft.com/office/drawing/2015/9/8/chartex" xmlns:cx2="http://schemas.microsoft.com/office/drawing/2015/10/21/chartex" xmlns:cx3="http://schemas.microsoft.com/office/drawing/2016/5/9/chartex" xmlns:cx4="http://schemas.microsoft.com/office/drawing/2016/5/10/chartex" xmlns:cx5="http://schemas.microsoft.com/office/drawing/2016/5/11/chartex" xmlns:cx6="http://schemas.microsoft.com/office/drawing/2016/5/12/chartex" xmlns:cx7="http://schemas.microsoft.com/office/drawing/2016/5/13/chartex" xmlns:cx8="http://schemas.microsoft.com/office/drawing/2016/5/14/chartex" xmlns:mc="http://schemas.openxmlformats.org/markup-compatibility/2006" xmlns:aink="http://schemas.microsoft.com/office/drawing/2016/ink" xmlns:am3d="http://schemas.microsoft.com/office/drawing/2017/model3d" xmlns:o="urn:schemas-microsoft-com:office:office" xmlns:r="http://schemas.openxmlformats.org/officeDocument/2006/relationships" xmlns:m="http://schemas.openxmlformats.org/officeDocument/2006/math" xmlns:v="urn:schemas-microsoft-com:vml" xmlns:wp14="http://schemas.microsoft.com/office/word/2010/wordprocessingDrawing" xmlns:wp="http://schemas.openxmlformats.org/drawingml/2006/wordprocessingDrawing" xmlns:w10="urn:schemas-microsoft-com:office:word" xmlns:w="http://schemas.openxmlformats.org/wordprocessingml/2006/main" xmlns:w14="http://schemas.microsoft.com/office/word/2010/wordml" xmlns:w15="http://schemas.microsoft.com/office/word/2012/wordml" xmlns:w16cex="http://schemas.microsoft.com/office/word/2018/wordml/cex" xmlns:w16cid="http://schemas.microsoft.com/office/word/2016/wordml/cid" xmlns:w16="http://schemas.microsoft.com/office/word/2018/wordml" xmlns:w16se="http://schemas.microsoft.com/office/word/2015/wordml/symex" xmlns:wpg="http://schemas.microsoft.com/office/word/2010/wordprocessingGroup" xmlns:wpi="http://schemas.microsoft.com/office/word/2010/wordprocessingInk" xmlns:wne="http://schemas.microsoft.com/office/word/2006/wordml" xmlns:wps="http://schemas.microsoft.com/office/word/2010/wordprocessingShape" mc:Ignorable="w14 w15 w16se w16cid w16 w16cex wp14">
   <w:body>
     <w:p>
       <w:pPr>
@@ -217,6 +217,9 @@
     </w:p>
     <w:p>
       <w:pPr>
+        <w:pBdr>
+          <w:bottom w:val="single" w:sz="6" w:space="1" w:color="auto"/>
+        </w:pBdr>
         <w:spacing w:after="0" w:line="276" w:lineRule="auto"/>
         <w:jc w:val="center"/>
         <w:rPr>
@@ -249,6 +252,9 @@
     </w:p>
     <w:p>
       <w:pPr>
+        <w:pBdr>
+          <w:bottom w:val="single" w:sz="6" w:space="1" w:color="auto"/>
+        </w:pBdr>
         <w:spacing w:after="0" w:line="276" w:lineRule="auto"/>
         <w:jc w:val="center"/>
         <w:rPr>
@@ -289,7 +295,31 @@
         <w:rPr>
           <w:rFonts w:ascii="Times New Roman" w:eastAsia="Times New Roman" w:hAnsi="Times New Roman" w:cs="Times New Roman"/>
         </w:rPr>
-        <w:t xml:space="preserve">JavaScript/TypeScript, </w:t>
+        <w:t>JavaScript</w:t>
+      </w:r>
+      <w:r>
+        <w:rPr>
+          <w:rFonts w:ascii="Times New Roman" w:eastAsia="Times New Roman" w:hAnsi="Times New Roman" w:cs="Times New Roman"/>
+        </w:rPr>
+        <w:t xml:space="preserve">, </w:t>
+      </w:r>
+      <w:r>
+        <w:rPr>
+          <w:rFonts w:ascii="Times New Roman" w:eastAsia="Times New Roman" w:hAnsi="Times New Roman" w:cs="Times New Roman"/>
+        </w:rPr>
+        <w:t>TypeScript,</w:t>
+      </w:r>
+      <w:r>
+        <w:rPr>
+          <w:rFonts w:ascii="Times New Roman" w:eastAsia="Times New Roman" w:hAnsi="Times New Roman" w:cs="Times New Roman"/>
+        </w:rPr>
+        <w:t xml:space="preserve"> jQuery,</w:t>
+      </w:r>
+      <w:r>
+        <w:rPr>
+          <w:rFonts w:ascii="Times New Roman" w:eastAsia="Times New Roman" w:hAnsi="Times New Roman" w:cs="Times New Roman"/>
+        </w:rPr>
+        <w:t xml:space="preserve"> </w:t>
       </w:r>
       <w:r>
         <w:rPr>
@@ -307,37 +337,61 @@
         <w:rPr>
           <w:rFonts w:ascii="Times New Roman" w:eastAsia="Times New Roman" w:hAnsi="Times New Roman" w:cs="Times New Roman"/>
         </w:rPr>
-        <w:t>, Node.js, Express.js</w:t>
-      </w:r>
-      <w:r>
-        <w:rPr>
-          <w:rFonts w:ascii="Times New Roman" w:eastAsia="Times New Roman" w:hAnsi="Times New Roman" w:cs="Times New Roman"/>
-        </w:rPr>
         <w:t>,</w:t>
       </w:r>
       <w:r>
         <w:rPr>
           <w:rFonts w:ascii="Times New Roman" w:eastAsia="Times New Roman" w:hAnsi="Times New Roman" w:cs="Times New Roman"/>
         </w:rPr>
+        <w:t xml:space="preserve"> </w:t>
+      </w:r>
+      <w:r>
+        <w:rPr>
+          <w:rFonts w:ascii="Times New Roman" w:eastAsia="Times New Roman" w:hAnsi="Times New Roman" w:cs="Times New Roman"/>
+        </w:rPr>
+        <w:t>Node.js, Express.js</w:t>
+      </w:r>
+      <w:r>
+        <w:rPr>
+          <w:rFonts w:ascii="Times New Roman" w:eastAsia="Times New Roman" w:hAnsi="Times New Roman" w:cs="Times New Roman"/>
+        </w:rPr>
+        <w:t>,</w:t>
+      </w:r>
+      <w:r>
+        <w:rPr>
+          <w:rFonts w:ascii="Times New Roman" w:eastAsia="Times New Roman" w:hAnsi="Times New Roman" w:cs="Times New Roman"/>
+        </w:rPr>
         <w:t xml:space="preserve"> MongoDB,</w:t>
       </w:r>
       <w:r>
         <w:rPr>
           <w:rFonts w:ascii="Times New Roman" w:eastAsia="Times New Roman" w:hAnsi="Times New Roman" w:cs="Times New Roman"/>
         </w:rPr>
-        <w:t xml:space="preserve"> Heroku, Netlify, RESTful APIs, </w:t>
-      </w:r>
-      <w:r>
-        <w:rPr>
-          <w:rFonts w:ascii="Times New Roman" w:eastAsia="Times New Roman" w:hAnsi="Times New Roman" w:cs="Times New Roman"/>
-        </w:rPr>
-        <w:t>Test Driven Deployment</w:t>
-      </w:r>
-      <w:r>
-        <w:rPr>
-          <w:rFonts w:ascii="Times New Roman" w:eastAsia="Times New Roman" w:hAnsi="Times New Roman" w:cs="Times New Roman"/>
-        </w:rPr>
-        <w:t>, Angular, Vue, Webpack, Bootstrap, SQL, SCSS, Redux</w:t>
+        <w:t xml:space="preserve"> Heroku, Netlify, REST APIs, Webpack</w:t>
+      </w:r>
+      <w:r>
+        <w:rPr>
+          <w:rFonts w:ascii="Times New Roman" w:eastAsia="Times New Roman" w:hAnsi="Times New Roman" w:cs="Times New Roman"/>
+        </w:rPr>
+        <w:t xml:space="preserve"> 5</w:t>
+      </w:r>
+      <w:r>
+        <w:rPr>
+          <w:rFonts w:ascii="Times New Roman" w:eastAsia="Times New Roman" w:hAnsi="Times New Roman" w:cs="Times New Roman"/>
+        </w:rPr>
+        <w:t xml:space="preserve">, Bootstrap, </w:t>
+      </w:r>
+      <w:r>
+        <w:rPr>
+          <w:rFonts w:ascii="Times New Roman" w:eastAsia="Times New Roman" w:hAnsi="Times New Roman" w:cs="Times New Roman"/>
+        </w:rPr>
+        <w:t>My</w:t>
+      </w:r>
+      <w:r>
+        <w:rPr>
+          <w:rFonts w:ascii="Times New Roman" w:eastAsia="Times New Roman" w:hAnsi="Times New Roman" w:cs="Times New Roman"/>
+        </w:rPr>
+        <w:t>SQL, SCSS, Redux</w:t>
       </w:r>
       <w:r>
         <w:rPr>
@@ -349,25 +403,49 @@
         <w:rPr>
           <w:rFonts w:ascii="Times New Roman" w:eastAsia="Times New Roman" w:hAnsi="Times New Roman" w:cs="Times New Roman"/>
         </w:rPr>
+        <w:t>, SocketIO</w:t>
+      </w:r>
+      <w:r>
+        <w:rPr>
+          <w:rFonts w:ascii="Times New Roman" w:eastAsia="Times New Roman" w:hAnsi="Times New Roman" w:cs="Times New Roman"/>
+        </w:rPr>
         <w:t xml:space="preserve">, </w:t>
       </w:r>
       <w:r>
         <w:rPr>
           <w:rFonts w:ascii="Times New Roman" w:eastAsia="Times New Roman" w:hAnsi="Times New Roman" w:cs="Times New Roman"/>
         </w:rPr>
-        <w:t>AWS</w:t>
-      </w:r>
-      <w:r>
-        <w:rPr>
-          <w:rFonts w:ascii="Times New Roman" w:eastAsia="Times New Roman" w:hAnsi="Times New Roman" w:cs="Times New Roman"/>
-        </w:rPr>
-        <w:t>, SocketIO</w:t>
-      </w:r>
-      <w:r>
-        <w:rPr>
-          <w:rFonts w:ascii="Times New Roman" w:eastAsia="Times New Roman" w:hAnsi="Times New Roman" w:cs="Times New Roman"/>
-        </w:rPr>
-        <w:t>, SSH</w:t>
+        <w:t>Unit Testin</w:t>
+      </w:r>
+      <w:r>
+        <w:rPr>
+          <w:rFonts w:ascii="Times New Roman" w:eastAsia="Times New Roman" w:hAnsi="Times New Roman" w:cs="Times New Roman"/>
+        </w:rPr>
+        <w:t>g</w:t>
+      </w:r>
+      <w:r>
+        <w:rPr>
+          <w:rFonts w:ascii="Times New Roman" w:eastAsia="Times New Roman" w:hAnsi="Times New Roman" w:cs="Times New Roman"/>
+        </w:rPr>
+        <w:t>, Babel</w:t>
+      </w:r>
+      <w:r>
+        <w:rPr>
+          <w:rFonts w:ascii="Times New Roman" w:eastAsia="Times New Roman" w:hAnsi="Times New Roman" w:cs="Times New Roman"/>
+        </w:rPr>
+        <w:t>, NextJS,</w:t>
+      </w:r>
+      <w:r>
+        <w:rPr>
+          <w:rFonts w:ascii="Times New Roman" w:eastAsia="Times New Roman" w:hAnsi="Times New Roman" w:cs="Times New Roman"/>
+        </w:rPr>
+        <w:t xml:space="preserve"> </w:t>
+      </w:r>
+      <w:r>
+        <w:rPr>
+          <w:rFonts w:ascii="Times New Roman" w:eastAsia="Times New Roman" w:hAnsi="Times New Roman" w:cs="Times New Roman"/>
+        </w:rPr>
+        <w:t>Parcel</w:t>
       </w:r>
     </w:p>
     <w:p>
@@ -390,6 +468,7 @@
     <w:p>
       <w:pPr>
         <w:spacing w:after="0" w:line="276" w:lineRule="auto"/>
+        <w:ind w:left="720" w:hanging="720"/>
         <w:jc w:val="both"/>
         <w:rPr>
           <w:rFonts w:ascii="Times New Roman" w:eastAsia="Times New Roman" w:hAnsi="Times New Roman" w:cs="Times New Roman"/>
@@ -523,7 +602,48 @@
           <w:rFonts w:ascii="Times New Roman" w:eastAsia="Times New Roman" w:hAnsi="Times New Roman" w:cs="Times New Roman"/>
           <w:color w:val="000000"/>
         </w:rPr>
-        <w:t>Delegated tasks amongst team of 4, allowing for the most individual growth without sacrificing overall product quality to meet deadline</w:t>
+        <w:t>Spearheaded project and mentored team members when productivity was slowing down</w:t>
+      </w:r>
+    </w:p>
+    <w:p>
+      <w:pPr>
+        <w:numPr>
+          <w:ilvl w:val="0"/>
+          <w:numId w:val="2"/>
+        </w:numPr>
+        <w:pBdr>
+          <w:top w:val="nil"/>
+          <w:left w:val="nil"/>
+          <w:bottom w:val="nil"/>
+          <w:right w:val="nil"/>
+          <w:between w:val="nil"/>
+        </w:pBdr>
+        <w:spacing w:after="0" w:line="276" w:lineRule="auto"/>
+        <w:rPr>
+          <w:rFonts w:ascii="Times New Roman" w:eastAsia="Times New Roman" w:hAnsi="Times New Roman" w:cs="Times New Roman"/>
+          <w:color w:val="000000"/>
+        </w:rPr>
+      </w:pPr>
+      <w:r>
+        <w:rPr>
+          <w:rFonts w:ascii="Times New Roman" w:eastAsia="Times New Roman" w:hAnsi="Times New Roman" w:cs="Times New Roman"/>
+          <w:color w:val="000000"/>
+        </w:rPr>
+        <w:t xml:space="preserve">Delegated tasks </w:t>
+      </w:r>
+      <w:r>
+        <w:rPr>
+          <w:rFonts w:ascii="Times New Roman" w:eastAsia="Times New Roman" w:hAnsi="Times New Roman" w:cs="Times New Roman"/>
+          <w:color w:val="000000"/>
+        </w:rPr>
+        <w:t>to</w:t>
+      </w:r>
+      <w:r>
+        <w:rPr>
+          <w:rFonts w:ascii="Times New Roman" w:eastAsia="Times New Roman" w:hAnsi="Times New Roman" w:cs="Times New Roman"/>
+          <w:color w:val="000000"/>
+        </w:rPr>
+        <w:t xml:space="preserve"> allow for the most individual growth without sacrificing overall product quality</w:t>
       </w:r>
     </w:p>
     <w:p>
@@ -631,6 +751,54 @@
           <w:color w:val="000000"/>
         </w:rPr>
         <w:t>Used various Node modules to store questions and answers from multiple users</w:t>
+      </w:r>
+    </w:p>
+    <w:p>
+      <w:pPr>
+        <w:numPr>
+          <w:ilvl w:val="0"/>
+          <w:numId w:val="8"/>
+        </w:numPr>
+        <w:pBdr>
+          <w:top w:val="nil"/>
+          <w:left w:val="nil"/>
+          <w:bottom w:val="nil"/>
+          <w:right w:val="nil"/>
+          <w:between w:val="nil"/>
+        </w:pBdr>
+        <w:spacing w:after="0" w:line="276" w:lineRule="auto"/>
+        <w:rPr>
+          <w:rFonts w:ascii="Times New Roman" w:eastAsia="Times New Roman" w:hAnsi="Times New Roman" w:cs="Times New Roman"/>
+          <w:color w:val="000000"/>
+        </w:rPr>
+      </w:pPr>
+      <w:r>
+        <w:rPr>
+          <w:rFonts w:ascii="Times New Roman" w:eastAsia="Times New Roman" w:hAnsi="Times New Roman" w:cs="Times New Roman"/>
+          <w:color w:val="000000"/>
+        </w:rPr>
+        <w:t xml:space="preserve">Q&amp;A database implemented in Redux, using redux-persist to prevent data from being </w:t>
+      </w:r>
+      <w:r>
+        <w:rPr>
+          <w:rFonts w:ascii="Times New Roman" w:eastAsia="Times New Roman" w:hAnsi="Times New Roman" w:cs="Times New Roman"/>
+          <w:color w:val="000000"/>
+        </w:rPr>
+        <w:t>wiped</w:t>
+      </w:r>
+      <w:r>
+        <w:rPr>
+          <w:rFonts w:ascii="Times New Roman" w:eastAsia="Times New Roman" w:hAnsi="Times New Roman" w:cs="Times New Roman"/>
+          <w:color w:val="000000"/>
+        </w:rPr>
+        <w:t xml:space="preserve"> on page </w:t>
+      </w:r>
+      <w:r>
+        <w:rPr>
+          <w:rFonts w:ascii="Times New Roman" w:eastAsia="Times New Roman" w:hAnsi="Times New Roman" w:cs="Times New Roman"/>
+          <w:color w:val="000000"/>
+        </w:rPr>
+        <w:t>reload</w:t>
       </w:r>
     </w:p>
     <w:p>
@@ -735,6 +903,48 @@
     </w:p>
     <w:p>
       <w:pPr>
+        <w:pStyle w:val="ListParagraph"/>
+        <w:numPr>
+          <w:ilvl w:val="0"/>
+          <w:numId w:val="9"/>
+        </w:numPr>
+        <w:pBdr>
+          <w:top w:val="nil"/>
+          <w:left w:val="nil"/>
+          <w:bottom w:val="single" w:sz="6" w:space="1" w:color="auto"/>
+          <w:right w:val="nil"/>
+          <w:between w:val="nil"/>
+        </w:pBdr>
+        <w:spacing w:after="0" w:line="276" w:lineRule="auto"/>
+        <w:rPr>
+          <w:rFonts w:ascii="Times New Roman" w:eastAsia="Times New Roman" w:hAnsi="Times New Roman" w:cs="Times New Roman"/>
+          <w:b/>
+        </w:rPr>
+      </w:pPr>
+      <w:r>
+        <w:rPr>
+          <w:rFonts w:ascii="Times New Roman" w:eastAsia="Times New Roman" w:hAnsi="Times New Roman" w:cs="Times New Roman"/>
+          <w:color w:val="000000"/>
+        </w:rPr>
+        <w:t xml:space="preserve">React app with an Express backend </w:t>
+      </w:r>
+      <w:r>
+        <w:rPr>
+          <w:rFonts w:ascii="Times New Roman" w:eastAsia="Times New Roman" w:hAnsi="Times New Roman" w:cs="Times New Roman"/>
+          <w:color w:val="000000"/>
+        </w:rPr>
+        <w:t>and</w:t>
+      </w:r>
+      <w:r>
+        <w:rPr>
+          <w:rFonts w:ascii="Times New Roman" w:eastAsia="Times New Roman" w:hAnsi="Times New Roman" w:cs="Times New Roman"/>
+          <w:color w:val="000000"/>
+        </w:rPr>
+        <w:t xml:space="preserve"> pseudo-terminal feed through SocketIO</w:t>
+      </w:r>
+    </w:p>
+    <w:p>
+      <w:pPr>
         <w:spacing w:after="0" w:line="276" w:lineRule="auto"/>
         <w:jc w:val="center"/>
         <w:rPr>
@@ -755,6 +965,7 @@
         <w:spacing w:after="0" w:line="276" w:lineRule="auto"/>
         <w:rPr>
           <w:rFonts w:ascii="Times New Roman" w:eastAsia="Times New Roman" w:hAnsi="Times New Roman" w:cs="Times New Roman"/>
+          <w:bCs/>
         </w:rPr>
       </w:pPr>
       <w:r>
@@ -762,13 +973,105 @@
           <w:rFonts w:ascii="Times New Roman" w:eastAsia="Times New Roman" w:hAnsi="Times New Roman" w:cs="Times New Roman"/>
           <w:b/>
         </w:rPr>
+        <w:t xml:space="preserve">Udemy – </w:t>
+      </w:r>
+      <w:r>
+        <w:rPr>
+          <w:rFonts w:ascii="Times New Roman" w:eastAsia="Times New Roman" w:hAnsi="Times New Roman" w:cs="Times New Roman"/>
+          <w:bCs/>
+        </w:rPr>
+        <w:t>Junior to Senior Web-development Certificate</w:t>
+      </w:r>
+    </w:p>
+    <w:p>
+      <w:pPr>
+        <w:pStyle w:val="ListParagraph"/>
+        <w:numPr>
+          <w:ilvl w:val="0"/>
+          <w:numId w:val="10"/>
+        </w:numPr>
+        <w:spacing w:after="0" w:line="276" w:lineRule="auto"/>
+        <w:rPr>
+          <w:rFonts w:ascii="Times New Roman" w:eastAsia="Times New Roman" w:hAnsi="Times New Roman" w:cs="Times New Roman"/>
+          <w:bCs/>
+        </w:rPr>
+      </w:pPr>
+      <w:r>
+        <w:rPr>
+          <w:rFonts w:ascii="Times New Roman" w:eastAsia="Times New Roman" w:hAnsi="Times New Roman" w:cs="Times New Roman"/>
+          <w:bCs/>
+        </w:rPr>
+        <w:t>Topics covered:</w:t>
+      </w:r>
+      <w:r>
+        <w:rPr>
+          <w:rFonts w:ascii="Times New Roman" w:eastAsia="Times New Roman" w:hAnsi="Times New Roman" w:cs="Times New Roman"/>
+          <w:bCs/>
+        </w:rPr>
+        <w:t xml:space="preserve"> Parcel, SSH, Webpack, </w:t>
+      </w:r>
+      <w:r>
+        <w:rPr>
+          <w:rFonts w:ascii="Times New Roman" w:eastAsia="Times New Roman" w:hAnsi="Times New Roman" w:cs="Times New Roman"/>
+          <w:bCs/>
+        </w:rPr>
+        <w:t>Web</w:t>
+      </w:r>
+      <w:r>
+        <w:rPr>
+          <w:rFonts w:ascii="Times New Roman" w:eastAsia="Times New Roman" w:hAnsi="Times New Roman" w:cs="Times New Roman"/>
+          <w:bCs/>
+        </w:rPr>
+        <w:t xml:space="preserve"> Optimization, TypeScript, Single Page Applications, Docker, Redis, AWS, JWT</w:t>
+      </w:r>
+      <w:r>
+        <w:rPr>
+          <w:rFonts w:ascii="Times New Roman" w:eastAsia="Times New Roman" w:hAnsi="Times New Roman" w:cs="Times New Roman"/>
+          <w:bCs/>
+        </w:rPr>
+        <w:t xml:space="preserve">, </w:t>
+      </w:r>
+      <w:r>
+        <w:rPr>
+          <w:rFonts w:ascii="Times New Roman" w:eastAsia="Times New Roman" w:hAnsi="Times New Roman" w:cs="Times New Roman"/>
+          <w:bCs/>
+        </w:rPr>
+        <w:t>PostgreSQL</w:t>
+      </w:r>
+      <w:r>
+        <w:rPr>
+          <w:rFonts w:ascii="Times New Roman" w:eastAsia="Times New Roman" w:hAnsi="Times New Roman" w:cs="Times New Roman"/>
+          <w:bCs/>
+        </w:rPr>
+        <w:t xml:space="preserve">, NextJS, Server-side Rendering, </w:t>
+      </w:r>
+      <w:r>
+        <w:rPr>
+          <w:rFonts w:ascii="Times New Roman" w:eastAsia="Times New Roman" w:hAnsi="Times New Roman" w:cs="Times New Roman"/>
+          <w:bCs/>
+        </w:rPr>
+        <w:t>Jest, Enzyme, React Testing Library</w:t>
+      </w:r>
+    </w:p>
+    <w:p>
+      <w:pPr>
+        <w:spacing w:after="0" w:line="276" w:lineRule="auto"/>
+        <w:rPr>
+          <w:rFonts w:ascii="Times New Roman" w:eastAsia="Times New Roman" w:hAnsi="Times New Roman" w:cs="Times New Roman"/>
+        </w:rPr>
+      </w:pPr>
+      <w:r>
+        <w:rPr>
+          <w:rFonts w:ascii="Times New Roman" w:eastAsia="Times New Roman" w:hAnsi="Times New Roman" w:cs="Times New Roman"/>
+          <w:b/>
+        </w:rPr>
         <w:t>Udacity</w:t>
       </w:r>
       <w:r>
         <w:rPr>
           <w:rFonts w:ascii="Times New Roman" w:eastAsia="Times New Roman" w:hAnsi="Times New Roman" w:cs="Times New Roman"/>
         </w:rPr>
-        <w:t xml:space="preserve"> – React Certificate – 03/2021 - 06/2021</w:t>
+        <w:t xml:space="preserve"> – React Certificate</w:t>
       </w:r>
     </w:p>
     <w:p>
@@ -811,13 +1114,7 @@
           <w:rFonts w:ascii="Times New Roman" w:eastAsia="Times New Roman" w:hAnsi="Times New Roman" w:cs="Times New Roman"/>
           <w:b/>
         </w:rPr>
-        <w:t xml:space="preserve">Rensselaer Polytechnic Institute </w:t>
-      </w:r>
-      <w:r>
-        <w:rPr>
-          <w:rFonts w:ascii="Times New Roman" w:eastAsia="Times New Roman" w:hAnsi="Times New Roman" w:cs="Times New Roman"/>
-        </w:rPr>
-        <w:t>– Bachelor’s Computer Science – 08/2014 - 05/2018</w:t>
+        <w:t>Rensselaer Polytechnic Institute</w:t>
       </w:r>
     </w:p>
     <w:p>
@@ -826,141 +1123,19 @@
           <w:ilvl w:val="0"/>
           <w:numId w:val="1"/>
         </w:numPr>
-        <w:spacing w:after="0" w:line="276" w:lineRule="auto"/>
-        <w:rPr>
-          <w:rFonts w:ascii="Times New Roman" w:eastAsia="Times New Roman" w:hAnsi="Times New Roman" w:cs="Times New Roman"/>
-        </w:rPr>
-      </w:pPr>
-      <w:r>
-        <w:rPr>
-          <w:rFonts w:ascii="Times New Roman" w:eastAsia="Times New Roman" w:hAnsi="Times New Roman" w:cs="Times New Roman"/>
-        </w:rPr>
-        <w:t>Classes taken: Computer Science I, Data Structures, Foundations of Computer Science, Algorithms, Principles of Software, Database Systems, Computer Organization</w:t>
-      </w:r>
-    </w:p>
-    <w:p>
-      <w:pPr>
-        <w:spacing w:after="0" w:line="276" w:lineRule="auto"/>
-        <w:jc w:val="center"/>
-        <w:rPr>
-          <w:rFonts w:ascii="Times New Roman" w:eastAsia="Times New Roman" w:hAnsi="Times New Roman" w:cs="Times New Roman"/>
-          <w:b/>
-        </w:rPr>
-      </w:pPr>
-      <w:r>
-        <w:rPr>
-          <w:rFonts w:ascii="Times New Roman" w:eastAsia="Times New Roman" w:hAnsi="Times New Roman" w:cs="Times New Roman"/>
-          <w:b/>
-        </w:rPr>
-        <w:t>About Me</w:t>
-      </w:r>
-    </w:p>
-    <w:p>
-      <w:pPr>
-        <w:numPr>
-          <w:ilvl w:val="0"/>
-          <w:numId w:val="5"/>
-        </w:numPr>
         <w:pBdr>
-          <w:top w:val="nil"/>
-          <w:left w:val="nil"/>
-          <w:bottom w:val="nil"/>
-          <w:right w:val="nil"/>
-          <w:between w:val="nil"/>
+          <w:bottom w:val="single" w:sz="6" w:space="1" w:color="auto"/>
         </w:pBdr>
         <w:spacing w:after="0" w:line="276" w:lineRule="auto"/>
         <w:rPr>
           <w:rFonts w:ascii="Times New Roman" w:eastAsia="Times New Roman" w:hAnsi="Times New Roman" w:cs="Times New Roman"/>
-          <w:color w:val="000000"/>
-        </w:rPr>
-      </w:pPr>
-      <w:r>
-        <w:rPr>
-          <w:rFonts w:ascii="Times New Roman" w:eastAsia="Times New Roman" w:hAnsi="Times New Roman" w:cs="Times New Roman"/>
-          <w:color w:val="000000"/>
-        </w:rPr>
-        <w:t>Loves learning about tech</w:t>
-      </w:r>
-    </w:p>
-    <w:p>
-      <w:pPr>
-        <w:numPr>
-          <w:ilvl w:val="0"/>
-          <w:numId w:val="5"/>
-        </w:numPr>
-        <w:pBdr>
-          <w:top w:val="nil"/>
-          <w:left w:val="nil"/>
-          <w:bottom w:val="nil"/>
-          <w:right w:val="nil"/>
-          <w:between w:val="nil"/>
-        </w:pBdr>
-        <w:spacing w:after="0" w:line="276" w:lineRule="auto"/>
-        <w:rPr>
-          <w:rFonts w:ascii="Times New Roman" w:eastAsia="Times New Roman" w:hAnsi="Times New Roman" w:cs="Times New Roman"/>
-          <w:color w:val="000000"/>
-        </w:rPr>
-      </w:pPr>
-      <w:r>
-        <w:rPr>
-          <w:rFonts w:ascii="Times New Roman" w:eastAsia="Times New Roman" w:hAnsi="Times New Roman" w:cs="Times New Roman"/>
-          <w:color w:val="000000"/>
-        </w:rPr>
-        <w:t>Ports custom ROMs to outdated Android phones</w:t>
-      </w:r>
-    </w:p>
-    <w:p>
-      <w:pPr>
-        <w:numPr>
-          <w:ilvl w:val="0"/>
-          <w:numId w:val="5"/>
-        </w:numPr>
-        <w:pBdr>
-          <w:top w:val="nil"/>
-          <w:left w:val="nil"/>
-          <w:bottom w:val="nil"/>
-          <w:right w:val="nil"/>
-          <w:between w:val="nil"/>
-        </w:pBdr>
-        <w:spacing w:after="0" w:line="276" w:lineRule="auto"/>
-        <w:rPr>
-          <w:rFonts w:ascii="Times New Roman" w:eastAsia="Times New Roman" w:hAnsi="Times New Roman" w:cs="Times New Roman"/>
-          <w:color w:val="000000"/>
-        </w:rPr>
-      </w:pPr>
-      <w:r>
-        <w:rPr>
-          <w:rFonts w:ascii="Times New Roman" w:eastAsia="Times New Roman" w:hAnsi="Times New Roman" w:cs="Times New Roman"/>
-          <w:color w:val="000000"/>
-        </w:rPr>
-        <w:t>Casual cook</w:t>
-      </w:r>
-    </w:p>
-    <w:p>
-      <w:pPr>
-        <w:numPr>
-          <w:ilvl w:val="0"/>
-          <w:numId w:val="5"/>
-        </w:numPr>
-        <w:pBdr>
-          <w:top w:val="nil"/>
-          <w:left w:val="nil"/>
-          <w:bottom w:val="nil"/>
-          <w:right w:val="nil"/>
-          <w:between w:val="nil"/>
-        </w:pBdr>
-        <w:spacing w:line="276" w:lineRule="auto"/>
-        <w:rPr>
-          <w:rFonts w:ascii="Times New Roman" w:eastAsia="Times New Roman" w:hAnsi="Times New Roman" w:cs="Times New Roman"/>
-          <w:color w:val="000000"/>
-        </w:rPr>
-      </w:pPr>
-      <w:r>
-        <w:rPr>
-          <w:rFonts w:ascii="Times New Roman" w:eastAsia="Times New Roman" w:hAnsi="Times New Roman" w:cs="Times New Roman"/>
-          <w:color w:val="000000"/>
-        </w:rPr>
-        <w:t>Anime fan</w:t>
+        </w:rPr>
+      </w:pPr>
+      <w:r>
+        <w:rPr>
+          <w:rFonts w:ascii="Times New Roman" w:eastAsia="Times New Roman" w:hAnsi="Times New Roman" w:cs="Times New Roman"/>
+        </w:rPr>
+        <w:t>Classes taken: Computer Science I, Data Structures, Foundations of Computer Science, Algorithms, Principles of Software, Database Systems, Computer Organization</w:t>
       </w:r>
     </w:p>
     <w:p>
@@ -1085,7 +1260,31 @@
         <w:rPr>
           <w:rFonts w:ascii="Times New Roman" w:eastAsia="Times New Roman" w:hAnsi="Times New Roman" w:cs="Times New Roman"/>
         </w:rPr>
-        <w:t xml:space="preserve"> environment, paying close attention to customer needs and delivering orders in a timely manner</w:t>
+        <w:t xml:space="preserve"> environment</w:t>
+      </w:r>
+    </w:p>
+    <w:p>
+      <w:pPr>
+        <w:numPr>
+          <w:ilvl w:val="0"/>
+          <w:numId w:val="6"/>
+        </w:numPr>
+        <w:spacing w:after="0" w:line="276" w:lineRule="auto"/>
+        <w:rPr>
+          <w:rFonts w:ascii="Times New Roman" w:eastAsia="Times New Roman" w:hAnsi="Times New Roman" w:cs="Times New Roman"/>
+        </w:rPr>
+      </w:pPr>
+      <w:r>
+        <w:rPr>
+          <w:rFonts w:ascii="Times New Roman" w:eastAsia="Times New Roman" w:hAnsi="Times New Roman" w:cs="Times New Roman"/>
+        </w:rPr>
+        <w:t>Paid</w:t>
+      </w:r>
+      <w:r>
+        <w:rPr>
+          <w:rFonts w:ascii="Times New Roman" w:eastAsia="Times New Roman" w:hAnsi="Times New Roman" w:cs="Times New Roman"/>
+        </w:rPr>
+        <w:t xml:space="preserve"> close attention to customer needs and delivering orders in a timely manner</w:t>
       </w:r>
     </w:p>
     <w:p>
@@ -1127,7 +1326,51 @@
           <w:color w:val="3C4043"/>
           <w:highlight w:val="white"/>
         </w:rPr>
-        <w:t>Exposed to new people of varying personalities on a daily basis, maintaining the highest possible level service, with help from superiors when needed</w:t>
+        <w:t>Exposed to new people of varying personalities on a daily basis</w:t>
+      </w:r>
+    </w:p>
+    <w:p>
+      <w:pPr>
+        <w:numPr>
+          <w:ilvl w:val="0"/>
+          <w:numId w:val="7"/>
+        </w:numPr>
+        <w:spacing w:after="0" w:line="276" w:lineRule="auto"/>
+        <w:rPr>
+          <w:rFonts w:ascii="Times New Roman" w:eastAsia="Times New Roman" w:hAnsi="Times New Roman" w:cs="Times New Roman"/>
+        </w:rPr>
+      </w:pPr>
+      <w:r>
+        <w:rPr>
+          <w:rFonts w:ascii="Times New Roman" w:eastAsia="Times New Roman" w:hAnsi="Times New Roman" w:cs="Times New Roman"/>
+          <w:color w:val="3C4043"/>
+          <w:highlight w:val="white"/>
+        </w:rPr>
+        <w:t>M</w:t>
+      </w:r>
+      <w:r>
+        <w:rPr>
+          <w:rFonts w:ascii="Times New Roman" w:eastAsia="Times New Roman" w:hAnsi="Times New Roman" w:cs="Times New Roman"/>
+          <w:color w:val="3C4043"/>
+          <w:highlight w:val="white"/>
+        </w:rPr>
+        <w:t>aintain</w:t>
+      </w:r>
+      <w:r>
+        <w:rPr>
+          <w:rFonts w:ascii="Times New Roman" w:eastAsia="Times New Roman" w:hAnsi="Times New Roman" w:cs="Times New Roman"/>
+          <w:color w:val="3C4043"/>
+          <w:highlight w:val="white"/>
+        </w:rPr>
+        <w:t>ed</w:t>
+      </w:r>
+      <w:r>
+        <w:rPr>
+          <w:rFonts w:ascii="Times New Roman" w:eastAsia="Times New Roman" w:hAnsi="Times New Roman" w:cs="Times New Roman"/>
+          <w:color w:val="3C4043"/>
+          <w:highlight w:val="white"/>
+        </w:rPr>
+        <w:t xml:space="preserve"> the highest possible level service with help from superiors when needed</w:t>
       </w:r>
     </w:p>
     <w:sectPr>
@@ -1141,7 +1384,7 @@
 </file>
 
 <file path=word/numbering.xml><?xml version="1.0" encoding="utf-8"?>
-<w:numbering xmlns:wpc="http://schemas.microsoft.com/office/word/2010/wordprocessingCanvas" xmlns:cx="http://schemas.microsoft.com/office/drawing/2014/chartex" xmlns:cx1="http://schemas.microsoft.com/office/drawing/2015/9/8/chartex" xmlns:cx2="http://schemas.microsoft.com/office/drawing/2015/10/21/chartex" xmlns:cx3="http://schemas.microsoft.com/office/drawing/2016/5/9/chartex" xmlns:cx4="http://schemas.microsoft.com/office/drawing/2016/5/10/chartex" xmlns:cx5="http://schemas.microsoft.com/office/drawing/2016/5/11/chartex" xmlns:cx6="http://schemas.microsoft.com/office/drawing/2016/5/12/chartex" xmlns:cx7="http://schemas.microsoft.com/office/drawing/2016/5/13/chartex" xmlns:cx8="http://schemas.microsoft.com/office/drawing/2016/5/14/chartex" xmlns:mc="http://schemas.openxmlformats.org/markup-compatibility/2006" xmlns:aink="http://schemas.microsoft.com/office/drawing/2016/ink" xmlns:am3d="http://schemas.microsoft.com/office/drawing/2017/model3d" xmlns:o="urn:schemas-microsoft-com:office:office" xmlns:r="http://schemas.openxmlformats.org/officeDocument/2006/relationships" xmlns:m="http://schemas.openxmlformats.org/officeDocument/2006/math" xmlns:v="urn:schemas-microsoft-com:vml" xmlns:wp14="http://schemas.microsoft.com/office/word/2010/wordprocessingDrawing" xmlns:wp="http://schemas.openxmlformats.org/drawingml/2006/wordprocessingDrawing" xmlns:w10="urn:schemas-microsoft-com:office:word" xmlns:w="http://schemas.openxmlformats.org/wordprocessingml/2006/main" xmlns:w14="http://schemas.microsoft.com/office/word/2010/wordml" xmlns:w15="http://schemas.microsoft.com/office/word/2012/wordml" xmlns:w16cex="http://schemas.microsoft.com/office/word/2018/wordml/cex" xmlns:w16cid="http://schemas.microsoft.com/office/word/2016/wordml/cid" xmlns:w16="http://schemas.microsoft.com/office/word/2018/wordml" xmlns:w16sdtdh="http://schemas.microsoft.com/office/word/2020/wordml/sdtdatahash" xmlns:w16se="http://schemas.microsoft.com/office/word/2015/wordml/symex" xmlns:wpg="http://schemas.microsoft.com/office/word/2010/wordprocessingGroup" xmlns:wpi="http://schemas.microsoft.com/office/word/2010/wordprocessingInk" xmlns:wne="http://schemas.microsoft.com/office/word/2006/wordml" xmlns:wps="http://schemas.microsoft.com/office/word/2010/wordprocessingShape" mc:Ignorable="w14 w15 w16se w16cid w16 w16cex w16sdtdh wp14">
+<w:numbering xmlns:wpc="http://schemas.microsoft.com/office/word/2010/wordprocessingCanvas" xmlns:cx="http://schemas.microsoft.com/office/drawing/2014/chartex" xmlns:cx1="http://schemas.microsoft.com/office/drawing/2015/9/8/chartex" xmlns:cx2="http://schemas.microsoft.com/office/drawing/2015/10/21/chartex" xmlns:cx3="http://schemas.microsoft.com/office/drawing/2016/5/9/chartex" xmlns:cx4="http://schemas.microsoft.com/office/drawing/2016/5/10/chartex" xmlns:cx5="http://schemas.microsoft.com/office/drawing/2016/5/11/chartex" xmlns:cx6="http://schemas.microsoft.com/office/drawing/2016/5/12/chartex" xmlns:cx7="http://schemas.microsoft.com/office/drawing/2016/5/13/chartex" xmlns:cx8="http://schemas.microsoft.com/office/drawing/2016/5/14/chartex" xmlns:mc="http://schemas.openxmlformats.org/markup-compatibility/2006" xmlns:aink="http://schemas.microsoft.com/office/drawing/2016/ink" xmlns:am3d="http://schemas.microsoft.com/office/drawing/2017/model3d" xmlns:o="urn:schemas-microsoft-com:office:office" xmlns:r="http://schemas.openxmlformats.org/officeDocument/2006/relationships" xmlns:m="http://schemas.openxmlformats.org/officeDocument/2006/math" xmlns:v="urn:schemas-microsoft-com:vml" xmlns:wp14="http://schemas.microsoft.com/office/word/2010/wordprocessingDrawing" xmlns:wp="http://schemas.openxmlformats.org/drawingml/2006/wordprocessingDrawing" xmlns:w10="urn:schemas-microsoft-com:office:word" xmlns:w="http://schemas.openxmlformats.org/wordprocessingml/2006/main" xmlns:w14="http://schemas.microsoft.com/office/word/2010/wordml" xmlns:w15="http://schemas.microsoft.com/office/word/2012/wordml" xmlns:w16cex="http://schemas.microsoft.com/office/word/2018/wordml/cex" xmlns:w16cid="http://schemas.microsoft.com/office/word/2016/wordml/cid" xmlns:w16="http://schemas.microsoft.com/office/word/2018/wordml" xmlns:w16se="http://schemas.microsoft.com/office/word/2015/wordml/symex" xmlns:wpg="http://schemas.microsoft.com/office/word/2010/wordprocessingGroup" xmlns:wpi="http://schemas.microsoft.com/office/word/2010/wordprocessingInk" xmlns:wne="http://schemas.microsoft.com/office/word/2006/wordml" xmlns:wps="http://schemas.microsoft.com/office/word/2010/wordprocessingShape" mc:Ignorable="w14 w15 w16se w16cid w16 w16cex wp14">
   <w:abstractNum w:abstractNumId="0" w15:restartNumberingAfterBreak="0">
     <w:nsid w:val="0ABF7064"/>
     <w:multiLevelType w:val="multilevel"/>
@@ -1708,6 +1951,119 @@
     </w:lvl>
   </w:abstractNum>
   <w:abstractNum w:abstractNumId="5" w15:restartNumberingAfterBreak="0">
+    <w:nsid w:val="57F937E2"/>
+    <w:multiLevelType w:val="hybridMultilevel"/>
+    <w:tmpl w:val="3AB458C4"/>
+    <w:lvl w:ilvl="0" w:tplc="04090001">
+      <w:start w:val="1"/>
+      <w:numFmt w:val="bullet"/>
+      <w:lvlText w:val=""/>
+      <w:lvlJc w:val="left"/>
+      <w:pPr>
+        <w:ind w:left="720" w:hanging="360"/>
+      </w:pPr>
+      <w:rPr>
+        <w:rFonts w:ascii="Symbol" w:hAnsi="Symbol" w:hint="default"/>
+      </w:rPr>
+    </w:lvl>
+    <w:lvl w:ilvl="1" w:tplc="04090003" w:tentative="1">
+      <w:start w:val="1"/>
+      <w:numFmt w:val="bullet"/>
+      <w:lvlText w:val="o"/>
+      <w:lvlJc w:val="left"/>
+      <w:pPr>
+        <w:ind w:left="1440" w:hanging="360"/>
+      </w:pPr>
+      <w:rPr>
+        <w:rFonts w:ascii="Courier New" w:hAnsi="Courier New" w:cs="Courier New" w:hint="default"/>
+      </w:rPr>
+    </w:lvl>
+    <w:lvl w:ilvl="2" w:tplc="04090005" w:tentative="1">
+      <w:start w:val="1"/>
+      <w:numFmt w:val="bullet"/>
+      <w:lvlText w:val=""/>
+      <w:lvlJc w:val="left"/>
+      <w:pPr>
+        <w:ind w:left="2160" w:hanging="360"/>
+      </w:pPr>
+      <w:rPr>
+        <w:rFonts w:ascii="Wingdings" w:hAnsi="Wingdings" w:hint="default"/>
+      </w:rPr>
+    </w:lvl>
+    <w:lvl w:ilvl="3" w:tplc="04090001" w:tentative="1">
+      <w:start w:val="1"/>
+      <w:numFmt w:val="bullet"/>
+      <w:lvlText w:val=""/>
+      <w:lvlJc w:val="left"/>
+      <w:pPr>
+        <w:ind w:left="2880" w:hanging="360"/>
+      </w:pPr>
+      <w:rPr>
+        <w:rFonts w:ascii="Symbol" w:hAnsi="Symbol" w:hint="default"/>
+      </w:rPr>
+    </w:lvl>
+    <w:lvl w:ilvl="4" w:tplc="04090003" w:tentative="1">
+      <w:start w:val="1"/>
+      <w:numFmt w:val="bullet"/>
+      <w:lvlText w:val="o"/>
+      <w:lvlJc w:val="left"/>
+      <w:pPr>
+        <w:ind w:left="3600" w:hanging="360"/>
+      </w:pPr>
+      <w:rPr>
+        <w:rFonts w:ascii="Courier New" w:hAnsi="Courier New" w:cs="Courier New" w:hint="default"/>
+      </w:rPr>
+    </w:lvl>
+    <w:lvl w:ilvl="5" w:tplc="04090005" w:tentative="1">
+      <w:start w:val="1"/>
+      <w:numFmt w:val="bullet"/>
+      <w:lvlText w:val=""/>
+      <w:lvlJc w:val="left"/>
+      <w:pPr>
+        <w:ind w:left="4320" w:hanging="360"/>
+      </w:pPr>
+      <w:rPr>
+        <w:rFonts w:ascii="Wingdings" w:hAnsi="Wingdings" w:hint="default"/>
+      </w:rPr>
+    </w:lvl>
+    <w:lvl w:ilvl="6" w:tplc="04090001" w:tentative="1">
+      <w:start w:val="1"/>
+      <w:numFmt w:val="bullet"/>
+      <w:lvlText w:val=""/>
+      <w:lvlJc w:val="left"/>
+      <w:pPr>
+        <w:ind w:left="5040" w:hanging="360"/>
+      </w:pPr>
+      <w:rPr>
+        <w:rFonts w:ascii="Symbol" w:hAnsi="Symbol" w:hint="default"/>
+      </w:rPr>
+    </w:lvl>
+    <w:lvl w:ilvl="7" w:tplc="04090003" w:tentative="1">
+      <w:start w:val="1"/>
+      <w:numFmt w:val="bullet"/>
+      <w:lvlText w:val="o"/>
+      <w:lvlJc w:val="left"/>
+      <w:pPr>
+        <w:ind w:left="5760" w:hanging="360"/>
+      </w:pPr>
+      <w:rPr>
+        <w:rFonts w:ascii="Courier New" w:hAnsi="Courier New" w:cs="Courier New" w:hint="default"/>
+      </w:rPr>
+    </w:lvl>
+    <w:lvl w:ilvl="8" w:tplc="04090005" w:tentative="1">
+      <w:start w:val="1"/>
+      <w:numFmt w:val="bullet"/>
+      <w:lvlText w:val=""/>
+      <w:lvlJc w:val="left"/>
+      <w:pPr>
+        <w:ind w:left="6480" w:hanging="360"/>
+      </w:pPr>
+      <w:rPr>
+        <w:rFonts w:ascii="Wingdings" w:hAnsi="Wingdings" w:hint="default"/>
+      </w:rPr>
+    </w:lvl>
+  </w:abstractNum>
+  <w:abstractNum w:abstractNumId="6" w15:restartNumberingAfterBreak="0">
     <w:nsid w:val="656B78FB"/>
     <w:multiLevelType w:val="multilevel"/>
     <w:tmpl w:val="F9EC80B8"/>
@@ -1820,7 +2176,7 @@
       </w:rPr>
     </w:lvl>
   </w:abstractNum>
-  <w:abstractNum w:abstractNumId="6" w15:restartNumberingAfterBreak="0">
+  <w:abstractNum w:abstractNumId="7" w15:restartNumberingAfterBreak="0">
     <w:nsid w:val="65774523"/>
     <w:multiLevelType w:val="multilevel"/>
     <w:tmpl w:val="1C94E486"/>
@@ -1933,7 +2289,7 @@
       </w:rPr>
     </w:lvl>
   </w:abstractNum>
-  <w:abstractNum w:abstractNumId="7" w15:restartNumberingAfterBreak="0">
+  <w:abstractNum w:abstractNumId="8" w15:restartNumberingAfterBreak="0">
     <w:nsid w:val="66976DD9"/>
     <w:multiLevelType w:val="multilevel"/>
     <w:tmpl w:val="D41820EA"/>
@@ -2046,7 +2402,7 @@
       </w:rPr>
     </w:lvl>
   </w:abstractNum>
-  <w:abstractNum w:abstractNumId="8" w15:restartNumberingAfterBreak="0">
+  <w:abstractNum w:abstractNumId="9" w15:restartNumberingAfterBreak="0">
     <w:nsid w:val="7E2B1D74"/>
     <w:multiLevelType w:val="hybridMultilevel"/>
     <w:tmpl w:val="55FC013E"/>
@@ -2160,19 +2516,19 @@
     </w:lvl>
   </w:abstractNum>
   <w:num w:numId="1">
-    <w:abstractNumId w:val="6"/>
+    <w:abstractNumId w:val="7"/>
   </w:num>
   <w:num w:numId="2">
     <w:abstractNumId w:val="2"/>
   </w:num>
   <w:num w:numId="3">
-    <w:abstractNumId w:val="7"/>
+    <w:abstractNumId w:val="8"/>
   </w:num>
   <w:num w:numId="4">
     <w:abstractNumId w:val="0"/>
   </w:num>
   <w:num w:numId="5">
-    <w:abstractNumId w:val="5"/>
+    <w:abstractNumId w:val="6"/>
   </w:num>
   <w:num w:numId="6">
     <w:abstractNumId w:val="3"/>
@@ -2184,13 +2540,16 @@
     <w:abstractNumId w:val="4"/>
   </w:num>
   <w:num w:numId="9">
-    <w:abstractNumId w:val="8"/>
+    <w:abstractNumId w:val="9"/>
+  </w:num>
+  <w:num w:numId="10">
+    <w:abstractNumId w:val="5"/>
   </w:num>
 </w:numbering>
 </file>
 
 <file path=word/styles.xml><?xml version="1.0" encoding="utf-8"?>
-<w:styles xmlns:mc="http://schemas.openxmlformats.org/markup-compatibility/2006" xmlns:r="http://schemas.openxmlformats.org/officeDocument/2006/relationships" xmlns:w="http://schemas.openxmlformats.org/wordprocessingml/2006/main" xmlns:w14="http://schemas.microsoft.com/office/word/2010/wordml" xmlns:w15="http://schemas.microsoft.com/office/word/2012/wordml" xmlns:w16cex="http://schemas.microsoft.com/office/word/2018/wordml/cex" xmlns:w16cid="http://schemas.microsoft.com/office/word/2016/wordml/cid" xmlns:w16="http://schemas.microsoft.com/office/word/2018/wordml" xmlns:w16sdtdh="http://schemas.microsoft.com/office/word/2020/wordml/sdtdatahash" xmlns:w16se="http://schemas.microsoft.com/office/word/2015/wordml/symex" mc:Ignorable="w14 w15 w16se w16cid w16 w16cex w16sdtdh">
+<w:styles xmlns:mc="http://schemas.openxmlformats.org/markup-compatibility/2006" xmlns:r="http://schemas.openxmlformats.org/officeDocument/2006/relationships" xmlns:w="http://schemas.openxmlformats.org/wordprocessingml/2006/main" xmlns:w14="http://schemas.microsoft.com/office/word/2010/wordml" xmlns:w15="http://schemas.microsoft.com/office/word/2012/wordml" xmlns:w16cex="http://schemas.microsoft.com/office/word/2018/wordml/cex" xmlns:w16cid="http://schemas.microsoft.com/office/word/2016/wordml/cid" xmlns:w16="http://schemas.microsoft.com/office/word/2018/wordml" xmlns:w16se="http://schemas.microsoft.com/office/word/2015/wordml/symex" mc:Ignorable="w14 w15 w16se w16cid w16 w16cex">
   <w:docDefaults>
     <w:rPrDefault>
       <w:rPr>

--- a/assets/docs/Krushil_Naik_Resume.docx
+++ b/assets/docs/Krushil_Naik_Resume.docx
@@ -307,13 +307,13 @@
         <w:rPr>
           <w:rFonts w:ascii="Times New Roman" w:eastAsia="Times New Roman" w:hAnsi="Times New Roman" w:cs="Times New Roman"/>
         </w:rPr>
-        <w:t>TypeScript,</w:t>
-      </w:r>
-      <w:r>
-        <w:rPr>
-          <w:rFonts w:ascii="Times New Roman" w:eastAsia="Times New Roman" w:hAnsi="Times New Roman" w:cs="Times New Roman"/>
-        </w:rPr>
-        <w:t xml:space="preserve"> jQuery,</w:t>
+        <w:t>TypeScript</w:t>
+      </w:r>
+      <w:r>
+        <w:rPr>
+          <w:rFonts w:ascii="Times New Roman" w:eastAsia="Times New Roman" w:hAnsi="Times New Roman" w:cs="Times New Roman"/>
+        </w:rPr>
+        <w:t>,</w:t>
       </w:r>
       <w:r>
         <w:rPr>
@@ -367,31 +367,19 @@
         <w:rPr>
           <w:rFonts w:ascii="Times New Roman" w:eastAsia="Times New Roman" w:hAnsi="Times New Roman" w:cs="Times New Roman"/>
         </w:rPr>
-        <w:t xml:space="preserve"> Heroku, Netlify, REST APIs, Webpack</w:t>
-      </w:r>
-      <w:r>
-        <w:rPr>
-          <w:rFonts w:ascii="Times New Roman" w:eastAsia="Times New Roman" w:hAnsi="Times New Roman" w:cs="Times New Roman"/>
-        </w:rPr>
-        <w:t xml:space="preserve"> 5</w:t>
-      </w:r>
-      <w:r>
-        <w:rPr>
-          <w:rFonts w:ascii="Times New Roman" w:eastAsia="Times New Roman" w:hAnsi="Times New Roman" w:cs="Times New Roman"/>
-        </w:rPr>
-        <w:t xml:space="preserve">, Bootstrap, </w:t>
-      </w:r>
-      <w:r>
-        <w:rPr>
-          <w:rFonts w:ascii="Times New Roman" w:eastAsia="Times New Roman" w:hAnsi="Times New Roman" w:cs="Times New Roman"/>
-        </w:rPr>
-        <w:t>My</w:t>
-      </w:r>
-      <w:r>
-        <w:rPr>
-          <w:rFonts w:ascii="Times New Roman" w:eastAsia="Times New Roman" w:hAnsi="Times New Roman" w:cs="Times New Roman"/>
-        </w:rPr>
-        <w:t>SQL, SCSS, Redux</w:t>
+        <w:t xml:space="preserve"> Heroku, Netlify, Webpack, Bootstrap,</w:t>
+      </w:r>
+      <w:r>
+        <w:rPr>
+          <w:rFonts w:ascii="Times New Roman" w:eastAsia="Times New Roman" w:hAnsi="Times New Roman" w:cs="Times New Roman"/>
+        </w:rPr>
+        <w:t xml:space="preserve"> </w:t>
+      </w:r>
+      <w:r>
+        <w:rPr>
+          <w:rFonts w:ascii="Times New Roman" w:eastAsia="Times New Roman" w:hAnsi="Times New Roman" w:cs="Times New Roman"/>
+        </w:rPr>
+        <w:t>SCSS, Redux</w:t>
       </w:r>
       <w:r>
         <w:rPr>
@@ -467,97 +455,6 @@
     </w:p>
     <w:p>
       <w:pPr>
-        <w:spacing w:after="0" w:line="276" w:lineRule="auto"/>
-        <w:ind w:left="720" w:hanging="720"/>
-        <w:jc w:val="both"/>
-        <w:rPr>
-          <w:rFonts w:ascii="Times New Roman" w:eastAsia="Times New Roman" w:hAnsi="Times New Roman" w:cs="Times New Roman"/>
-          <w:color w:val="0563C1"/>
-        </w:rPr>
-      </w:pPr>
-      <w:r>
-        <w:rPr>
-          <w:rFonts w:ascii="Times New Roman" w:eastAsia="Times New Roman" w:hAnsi="Times New Roman" w:cs="Times New Roman"/>
-          <w:b/>
-        </w:rPr>
-        <w:t>Stock Oven</w:t>
-      </w:r>
-      <w:r>
-        <w:rPr>
-          <w:rFonts w:ascii="Times New Roman" w:eastAsia="Times New Roman" w:hAnsi="Times New Roman" w:cs="Times New Roman"/>
-          <w:b/>
-          <w:color w:val="0563C1"/>
-        </w:rPr>
-        <w:t xml:space="preserve"> </w:t>
-      </w:r>
-      <w:r>
-        <w:rPr>
-          <w:rFonts w:ascii="Times New Roman" w:eastAsia="Times New Roman" w:hAnsi="Times New Roman" w:cs="Times New Roman"/>
-          <w:b/>
-        </w:rPr>
-        <w:t xml:space="preserve">| </w:t>
-      </w:r>
-      <w:hyperlink r:id="rId10">
-        <w:r>
-          <w:rPr>
-            <w:rFonts w:ascii="Times New Roman" w:eastAsia="Times New Roman" w:hAnsi="Times New Roman" w:cs="Times New Roman"/>
-            <w:b/>
-            <w:color w:val="1155CC"/>
-          </w:rPr>
-          <w:t>source code</w:t>
-        </w:r>
-      </w:hyperlink>
-      <w:r>
-        <w:rPr>
-          <w:rFonts w:ascii="Times New Roman" w:eastAsia="Times New Roman" w:hAnsi="Times New Roman" w:cs="Times New Roman"/>
-          <w:b/>
-        </w:rPr>
-        <w:t xml:space="preserve"> | </w:t>
-      </w:r>
-      <w:hyperlink r:id="rId11">
-        <w:r>
-          <w:rPr>
-            <w:rFonts w:ascii="Times New Roman" w:eastAsia="Times New Roman" w:hAnsi="Times New Roman" w:cs="Times New Roman"/>
-            <w:b/>
-            <w:color w:val="1155CC"/>
-          </w:rPr>
-          <w:t>live demo</w:t>
-        </w:r>
-      </w:hyperlink>
-    </w:p>
-    <w:p>
-      <w:pPr>
-        <w:spacing w:after="0" w:line="276" w:lineRule="auto"/>
-        <w:jc w:val="both"/>
-        <w:rPr>
-          <w:rFonts w:ascii="Times New Roman" w:eastAsia="Times New Roman" w:hAnsi="Times New Roman" w:cs="Times New Roman"/>
-        </w:rPr>
-      </w:pPr>
-      <w:r>
-        <w:rPr>
-          <w:rFonts w:ascii="Times New Roman" w:eastAsia="Times New Roman" w:hAnsi="Times New Roman" w:cs="Times New Roman"/>
-        </w:rPr>
-        <w:t xml:space="preserve">Project that tested ability to coordinate multiple </w:t>
-      </w:r>
-      <w:r>
-        <w:rPr>
-          <w:rFonts w:ascii="Times New Roman" w:eastAsia="Times New Roman" w:hAnsi="Times New Roman" w:cs="Times New Roman"/>
-        </w:rPr>
-        <w:t>third-party</w:t>
-      </w:r>
-      <w:r>
-        <w:rPr>
-          <w:rFonts w:ascii="Times New Roman" w:eastAsia="Times New Roman" w:hAnsi="Times New Roman" w:cs="Times New Roman"/>
-        </w:rPr>
-        <w:t xml:space="preserve"> APIs to achieve MVP</w:t>
-      </w:r>
-    </w:p>
-    <w:p>
-      <w:pPr>
-        <w:numPr>
-          <w:ilvl w:val="0"/>
-          <w:numId w:val="2"/>
-        </w:numPr>
         <w:pBdr>
           <w:top w:val="nil"/>
           <w:left w:val="nil"/>
@@ -574,251 +471,6 @@
       <w:r>
         <w:rPr>
           <w:rFonts w:ascii="Times New Roman" w:eastAsia="Times New Roman" w:hAnsi="Times New Roman" w:cs="Times New Roman"/>
-        </w:rPr>
-        <w:t>Built frontend to display data pulled from Yahoo! Finance and Reddit APIs with the end-user in mind</w:t>
-      </w:r>
-    </w:p>
-    <w:p>
-      <w:pPr>
-        <w:numPr>
-          <w:ilvl w:val="0"/>
-          <w:numId w:val="2"/>
-        </w:numPr>
-        <w:pBdr>
-          <w:top w:val="nil"/>
-          <w:left w:val="nil"/>
-          <w:bottom w:val="nil"/>
-          <w:right w:val="nil"/>
-          <w:between w:val="nil"/>
-        </w:pBdr>
-        <w:spacing w:after="0" w:line="276" w:lineRule="auto"/>
-        <w:rPr>
-          <w:rFonts w:ascii="Times New Roman" w:eastAsia="Times New Roman" w:hAnsi="Times New Roman" w:cs="Times New Roman"/>
-          <w:color w:val="000000"/>
-        </w:rPr>
-      </w:pPr>
-      <w:r>
-        <w:rPr>
-          <w:rFonts w:ascii="Times New Roman" w:eastAsia="Times New Roman" w:hAnsi="Times New Roman" w:cs="Times New Roman"/>
-          <w:color w:val="000000"/>
-        </w:rPr>
-        <w:t>Spearheaded project and mentored team members when productivity was slowing down</w:t>
-      </w:r>
-    </w:p>
-    <w:p>
-      <w:pPr>
-        <w:numPr>
-          <w:ilvl w:val="0"/>
-          <w:numId w:val="2"/>
-        </w:numPr>
-        <w:pBdr>
-          <w:top w:val="nil"/>
-          <w:left w:val="nil"/>
-          <w:bottom w:val="nil"/>
-          <w:right w:val="nil"/>
-          <w:between w:val="nil"/>
-        </w:pBdr>
-        <w:spacing w:after="0" w:line="276" w:lineRule="auto"/>
-        <w:rPr>
-          <w:rFonts w:ascii="Times New Roman" w:eastAsia="Times New Roman" w:hAnsi="Times New Roman" w:cs="Times New Roman"/>
-          <w:color w:val="000000"/>
-        </w:rPr>
-      </w:pPr>
-      <w:r>
-        <w:rPr>
-          <w:rFonts w:ascii="Times New Roman" w:eastAsia="Times New Roman" w:hAnsi="Times New Roman" w:cs="Times New Roman"/>
-          <w:color w:val="000000"/>
-        </w:rPr>
-        <w:t xml:space="preserve">Delegated tasks </w:t>
-      </w:r>
-      <w:r>
-        <w:rPr>
-          <w:rFonts w:ascii="Times New Roman" w:eastAsia="Times New Roman" w:hAnsi="Times New Roman" w:cs="Times New Roman"/>
-          <w:color w:val="000000"/>
-        </w:rPr>
-        <w:t>to</w:t>
-      </w:r>
-      <w:r>
-        <w:rPr>
-          <w:rFonts w:ascii="Times New Roman" w:eastAsia="Times New Roman" w:hAnsi="Times New Roman" w:cs="Times New Roman"/>
-          <w:color w:val="000000"/>
-        </w:rPr>
-        <w:t xml:space="preserve"> allow for the most individual growth without sacrificing overall product quality</w:t>
-      </w:r>
-    </w:p>
-    <w:p>
-      <w:pPr>
-        <w:spacing w:after="0" w:line="276" w:lineRule="auto"/>
-        <w:rPr>
-          <w:rFonts w:ascii="Times New Roman" w:eastAsia="Times New Roman" w:hAnsi="Times New Roman" w:cs="Times New Roman"/>
-        </w:rPr>
-      </w:pPr>
-      <w:r>
-        <w:rPr>
-          <w:rFonts w:ascii="Times New Roman" w:eastAsia="Times New Roman" w:hAnsi="Times New Roman" w:cs="Times New Roman"/>
-          <w:b/>
-        </w:rPr>
-        <w:t>Would You Redux</w:t>
-      </w:r>
-      <w:r>
-        <w:rPr>
-          <w:rFonts w:ascii="Times New Roman" w:eastAsia="Times New Roman" w:hAnsi="Times New Roman" w:cs="Times New Roman"/>
-          <w:b/>
-          <w:color w:val="0563C1"/>
-        </w:rPr>
-        <w:t xml:space="preserve"> </w:t>
-      </w:r>
-      <w:r>
-        <w:rPr>
-          <w:rFonts w:ascii="Times New Roman" w:eastAsia="Times New Roman" w:hAnsi="Times New Roman" w:cs="Times New Roman"/>
-          <w:b/>
-        </w:rPr>
-        <w:t xml:space="preserve">| </w:t>
-      </w:r>
-      <w:hyperlink r:id="rId12">
-        <w:r>
-          <w:rPr>
-            <w:rFonts w:ascii="Times New Roman" w:eastAsia="Times New Roman" w:hAnsi="Times New Roman" w:cs="Times New Roman"/>
-            <w:b/>
-            <w:color w:val="1155CC"/>
-          </w:rPr>
-          <w:t>source code</w:t>
-        </w:r>
-      </w:hyperlink>
-      <w:r>
-        <w:rPr>
-          <w:rFonts w:ascii="Times New Roman" w:eastAsia="Times New Roman" w:hAnsi="Times New Roman" w:cs="Times New Roman"/>
-          <w:b/>
-        </w:rPr>
-        <w:t xml:space="preserve"> | </w:t>
-      </w:r>
-      <w:hyperlink r:id="rId13">
-        <w:r>
-          <w:rPr>
-            <w:rFonts w:ascii="Times New Roman" w:eastAsia="Times New Roman" w:hAnsi="Times New Roman" w:cs="Times New Roman"/>
-            <w:b/>
-            <w:color w:val="1155CC"/>
-          </w:rPr>
-          <w:t>live demo</w:t>
-        </w:r>
-      </w:hyperlink>
-    </w:p>
-    <w:p>
-      <w:pPr>
-        <w:pBdr>
-          <w:top w:val="nil"/>
-          <w:left w:val="nil"/>
-          <w:bottom w:val="nil"/>
-          <w:right w:val="nil"/>
-          <w:between w:val="nil"/>
-        </w:pBdr>
-        <w:spacing w:after="0" w:line="276" w:lineRule="auto"/>
-        <w:rPr>
-          <w:rFonts w:ascii="Times New Roman" w:eastAsia="Times New Roman" w:hAnsi="Times New Roman" w:cs="Times New Roman"/>
-          <w:color w:val="000000"/>
-        </w:rPr>
-      </w:pPr>
-      <w:r>
-        <w:rPr>
-          <w:rFonts w:ascii="Times New Roman" w:eastAsia="Times New Roman" w:hAnsi="Times New Roman" w:cs="Times New Roman"/>
-          <w:color w:val="000000"/>
-        </w:rPr>
-        <w:t>Implemented a 'Would You Rather' web game based on a sample mock-up</w:t>
-      </w:r>
-    </w:p>
-    <w:p>
-      <w:pPr>
-        <w:numPr>
-          <w:ilvl w:val="0"/>
-          <w:numId w:val="8"/>
-        </w:numPr>
-        <w:pBdr>
-          <w:top w:val="nil"/>
-          <w:left w:val="nil"/>
-          <w:bottom w:val="nil"/>
-          <w:right w:val="nil"/>
-          <w:between w:val="nil"/>
-        </w:pBdr>
-        <w:spacing w:after="0" w:line="276" w:lineRule="auto"/>
-        <w:rPr>
-          <w:rFonts w:ascii="Times New Roman" w:eastAsia="Times New Roman" w:hAnsi="Times New Roman" w:cs="Times New Roman"/>
-          <w:color w:val="000000"/>
-        </w:rPr>
-      </w:pPr>
-      <w:r>
-        <w:rPr>
-          <w:rFonts w:ascii="Times New Roman" w:eastAsia="Times New Roman" w:hAnsi="Times New Roman" w:cs="Times New Roman"/>
-          <w:color w:val="000000"/>
-        </w:rPr>
-        <w:t>Used various Node modules to store questions and answers from multiple users</w:t>
-      </w:r>
-    </w:p>
-    <w:p>
-      <w:pPr>
-        <w:numPr>
-          <w:ilvl w:val="0"/>
-          <w:numId w:val="8"/>
-        </w:numPr>
-        <w:pBdr>
-          <w:top w:val="nil"/>
-          <w:left w:val="nil"/>
-          <w:bottom w:val="nil"/>
-          <w:right w:val="nil"/>
-          <w:between w:val="nil"/>
-        </w:pBdr>
-        <w:spacing w:after="0" w:line="276" w:lineRule="auto"/>
-        <w:rPr>
-          <w:rFonts w:ascii="Times New Roman" w:eastAsia="Times New Roman" w:hAnsi="Times New Roman" w:cs="Times New Roman"/>
-          <w:color w:val="000000"/>
-        </w:rPr>
-      </w:pPr>
-      <w:r>
-        <w:rPr>
-          <w:rFonts w:ascii="Times New Roman" w:eastAsia="Times New Roman" w:hAnsi="Times New Roman" w:cs="Times New Roman"/>
-          <w:color w:val="000000"/>
-        </w:rPr>
-        <w:t xml:space="preserve">Q&amp;A database implemented in Redux, using redux-persist to prevent data from being </w:t>
-      </w:r>
-      <w:r>
-        <w:rPr>
-          <w:rFonts w:ascii="Times New Roman" w:eastAsia="Times New Roman" w:hAnsi="Times New Roman" w:cs="Times New Roman"/>
-          <w:color w:val="000000"/>
-        </w:rPr>
-        <w:t>wiped</w:t>
-      </w:r>
-      <w:r>
-        <w:rPr>
-          <w:rFonts w:ascii="Times New Roman" w:eastAsia="Times New Roman" w:hAnsi="Times New Roman" w:cs="Times New Roman"/>
-          <w:color w:val="000000"/>
-        </w:rPr>
-        <w:t xml:space="preserve"> on page </w:t>
-      </w:r>
-      <w:r>
-        <w:rPr>
-          <w:rFonts w:ascii="Times New Roman" w:eastAsia="Times New Roman" w:hAnsi="Times New Roman" w:cs="Times New Roman"/>
-          <w:color w:val="000000"/>
-        </w:rPr>
-        <w:t>reload</w:t>
-      </w:r>
-    </w:p>
-    <w:p>
-      <w:pPr>
-        <w:pBdr>
-          <w:top w:val="nil"/>
-          <w:left w:val="nil"/>
-          <w:bottom w:val="nil"/>
-          <w:right w:val="nil"/>
-          <w:between w:val="nil"/>
-        </w:pBdr>
-        <w:spacing w:after="0" w:line="276" w:lineRule="auto"/>
-        <w:rPr>
-          <w:rFonts w:ascii="Times New Roman" w:eastAsia="Times New Roman" w:hAnsi="Times New Roman" w:cs="Times New Roman"/>
-          <w:color w:val="000000"/>
-        </w:rPr>
-      </w:pPr>
-      <w:r>
-        <w:rPr>
-          <w:rFonts w:ascii="Times New Roman" w:eastAsia="Times New Roman" w:hAnsi="Times New Roman" w:cs="Times New Roman"/>
           <w:b/>
           <w:bCs/>
           <w:color w:val="000000"/>
@@ -839,9 +491,39 @@
           <w:rFonts w:ascii="Times New Roman" w:eastAsia="Times New Roman" w:hAnsi="Times New Roman" w:cs="Times New Roman"/>
           <w:color w:val="000000"/>
         </w:rPr>
+        <w:t>(</w:t>
+      </w:r>
+      <w:r>
+        <w:rPr>
+          <w:rFonts w:ascii="Times New Roman" w:eastAsia="Times New Roman" w:hAnsi="Times New Roman" w:cs="Times New Roman"/>
+          <w:color w:val="000000"/>
+        </w:rPr>
+        <w:t>07/2021 -- Present</w:t>
+      </w:r>
+      <w:r>
+        <w:rPr>
+          <w:rFonts w:ascii="Times New Roman" w:eastAsia="Times New Roman" w:hAnsi="Times New Roman" w:cs="Times New Roman"/>
+          <w:color w:val="000000"/>
+        </w:rPr>
+        <w:t>)</w:t>
+      </w:r>
+      <w:r>
+        <w:rPr>
+          <w:rFonts w:ascii="Times New Roman" w:eastAsia="Times New Roman" w:hAnsi="Times New Roman" w:cs="Times New Roman"/>
+          <w:b/>
+          <w:bCs/>
+          <w:color w:val="000000"/>
+        </w:rPr>
+        <w:t xml:space="preserve"> </w:t>
+      </w:r>
+      <w:r>
+        <w:rPr>
+          <w:rFonts w:ascii="Times New Roman" w:eastAsia="Times New Roman" w:hAnsi="Times New Roman" w:cs="Times New Roman"/>
+          <w:color w:val="000000"/>
+        </w:rPr>
         <w:t xml:space="preserve">| </w:t>
       </w:r>
-      <w:hyperlink r:id="rId14" w:history="1">
+      <w:hyperlink r:id="rId10" w:history="1">
         <w:r>
           <w:rPr>
             <w:rStyle w:val="Hyperlink"/>
@@ -860,7 +542,7 @@
         </w:rPr>
         <w:t xml:space="preserve"> | </w:t>
       </w:r>
-      <w:hyperlink r:id="rId15" w:history="1">
+      <w:hyperlink r:id="rId11" w:history="1">
         <w:r>
           <w:rPr>
             <w:rStyle w:val="Hyperlink"/>
@@ -898,7 +580,28 @@
           <w:rFonts w:ascii="Times New Roman" w:eastAsia="Times New Roman" w:hAnsi="Times New Roman" w:cs="Times New Roman"/>
           <w:color w:val="000000"/>
         </w:rPr>
-        <w:t>Run CLI projects (e.g., w/ Inquirer module, etc.) in the browser</w:t>
+        <w:t>Developed both the frontend</w:t>
+      </w:r>
+      <w:r>
+        <w:rPr>
+          <w:rFonts w:ascii="Times New Roman" w:eastAsia="Times New Roman" w:hAnsi="Times New Roman" w:cs="Times New Roman"/>
+          <w:color w:val="000000"/>
+        </w:rPr>
+        <w:t xml:space="preserve"> (React, SCSS)</w:t>
+      </w:r>
+      <w:r>
+        <w:rPr>
+          <w:rFonts w:ascii="Times New Roman" w:eastAsia="Times New Roman" w:hAnsi="Times New Roman" w:cs="Times New Roman"/>
+          <w:color w:val="000000"/>
+        </w:rPr>
+        <w:t xml:space="preserve"> and backend</w:t>
+      </w:r>
+      <w:r>
+        <w:rPr>
+          <w:rFonts w:ascii="Times New Roman" w:eastAsia="Times New Roman" w:hAnsi="Times New Roman" w:cs="Times New Roman"/>
+          <w:color w:val="000000"/>
+        </w:rPr>
+        <w:t xml:space="preserve"> (ExpressJS, SocketIO)</w:t>
       </w:r>
     </w:p>
     <w:p>
@@ -907,6 +610,383 @@
         <w:numPr>
           <w:ilvl w:val="0"/>
           <w:numId w:val="9"/>
+        </w:numPr>
+        <w:pBdr>
+          <w:top w:val="nil"/>
+          <w:left w:val="nil"/>
+          <w:bottom w:val="nil"/>
+          <w:right w:val="nil"/>
+          <w:between w:val="nil"/>
+        </w:pBdr>
+        <w:spacing w:after="0" w:line="276" w:lineRule="auto"/>
+        <w:rPr>
+          <w:rFonts w:ascii="Times New Roman" w:eastAsia="Times New Roman" w:hAnsi="Times New Roman" w:cs="Times New Roman"/>
+          <w:color w:val="000000"/>
+        </w:rPr>
+      </w:pPr>
+      <w:r>
+        <w:rPr>
+          <w:rFonts w:ascii="Times New Roman" w:eastAsia="Times New Roman" w:hAnsi="Times New Roman" w:cs="Times New Roman"/>
+          <w:color w:val="000000"/>
+        </w:rPr>
+        <w:t>Run CLI projects (e.g., w/ Inquirer module, etc.) in the browser</w:t>
+      </w:r>
+    </w:p>
+    <w:p>
+      <w:pPr>
+        <w:spacing w:after="0" w:line="276" w:lineRule="auto"/>
+        <w:ind w:left="720" w:hanging="720"/>
+        <w:jc w:val="both"/>
+        <w:rPr>
+          <w:rFonts w:ascii="Times New Roman" w:eastAsia="Times New Roman" w:hAnsi="Times New Roman" w:cs="Times New Roman"/>
+          <w:color w:val="0563C1"/>
+        </w:rPr>
+      </w:pPr>
+      <w:r>
+        <w:rPr>
+          <w:rFonts w:ascii="Times New Roman" w:eastAsia="Times New Roman" w:hAnsi="Times New Roman" w:cs="Times New Roman"/>
+          <w:b/>
+        </w:rPr>
+        <w:t>Stock Oven</w:t>
+      </w:r>
+      <w:r>
+        <w:rPr>
+          <w:rFonts w:ascii="Times New Roman" w:eastAsia="Times New Roman" w:hAnsi="Times New Roman" w:cs="Times New Roman"/>
+          <w:b/>
+        </w:rPr>
+        <w:t xml:space="preserve"> </w:t>
+      </w:r>
+      <w:r>
+        <w:rPr>
+          <w:rFonts w:ascii="Times New Roman" w:eastAsia="Times New Roman" w:hAnsi="Times New Roman" w:cs="Times New Roman"/>
+          <w:bCs/>
+        </w:rPr>
+        <w:t>(02/2021 – 03/2021)</w:t>
+      </w:r>
+      <w:r>
+        <w:rPr>
+          <w:rFonts w:ascii="Times New Roman" w:eastAsia="Times New Roman" w:hAnsi="Times New Roman" w:cs="Times New Roman"/>
+          <w:b/>
+          <w:color w:val="0563C1"/>
+        </w:rPr>
+        <w:t xml:space="preserve"> </w:t>
+      </w:r>
+      <w:r>
+        <w:rPr>
+          <w:rFonts w:ascii="Times New Roman" w:eastAsia="Times New Roman" w:hAnsi="Times New Roman" w:cs="Times New Roman"/>
+          <w:b/>
+        </w:rPr>
+        <w:t xml:space="preserve">| </w:t>
+      </w:r>
+      <w:hyperlink r:id="rId12">
+        <w:r>
+          <w:rPr>
+            <w:rFonts w:ascii="Times New Roman" w:eastAsia="Times New Roman" w:hAnsi="Times New Roman" w:cs="Times New Roman"/>
+            <w:b/>
+            <w:color w:val="1155CC"/>
+          </w:rPr>
+          <w:t>source code</w:t>
+        </w:r>
+      </w:hyperlink>
+      <w:r>
+        <w:rPr>
+          <w:rFonts w:ascii="Times New Roman" w:eastAsia="Times New Roman" w:hAnsi="Times New Roman" w:cs="Times New Roman"/>
+          <w:b/>
+        </w:rPr>
+        <w:t xml:space="preserve"> | </w:t>
+      </w:r>
+      <w:hyperlink r:id="rId13">
+        <w:r>
+          <w:rPr>
+            <w:rFonts w:ascii="Times New Roman" w:eastAsia="Times New Roman" w:hAnsi="Times New Roman" w:cs="Times New Roman"/>
+            <w:b/>
+            <w:color w:val="1155CC"/>
+          </w:rPr>
+          <w:t>live demo</w:t>
+        </w:r>
+      </w:hyperlink>
+    </w:p>
+    <w:p>
+      <w:pPr>
+        <w:spacing w:after="0" w:line="276" w:lineRule="auto"/>
+        <w:jc w:val="both"/>
+        <w:rPr>
+          <w:rFonts w:ascii="Times New Roman" w:eastAsia="Times New Roman" w:hAnsi="Times New Roman" w:cs="Times New Roman"/>
+        </w:rPr>
+      </w:pPr>
+      <w:r>
+        <w:rPr>
+          <w:rFonts w:ascii="Times New Roman" w:eastAsia="Times New Roman" w:hAnsi="Times New Roman" w:cs="Times New Roman"/>
+        </w:rPr>
+        <w:t xml:space="preserve">Project that tested ability to coordinate multiple </w:t>
+      </w:r>
+      <w:r>
+        <w:rPr>
+          <w:rFonts w:ascii="Times New Roman" w:eastAsia="Times New Roman" w:hAnsi="Times New Roman" w:cs="Times New Roman"/>
+        </w:rPr>
+        <w:t>third-party</w:t>
+      </w:r>
+      <w:r>
+        <w:rPr>
+          <w:rFonts w:ascii="Times New Roman" w:eastAsia="Times New Roman" w:hAnsi="Times New Roman" w:cs="Times New Roman"/>
+        </w:rPr>
+        <w:t xml:space="preserve"> APIs to achieve MVP</w:t>
+      </w:r>
+    </w:p>
+    <w:p>
+      <w:pPr>
+        <w:numPr>
+          <w:ilvl w:val="0"/>
+          <w:numId w:val="2"/>
+        </w:numPr>
+        <w:pBdr>
+          <w:top w:val="nil"/>
+          <w:left w:val="nil"/>
+          <w:bottom w:val="nil"/>
+          <w:right w:val="nil"/>
+          <w:between w:val="nil"/>
+        </w:pBdr>
+        <w:spacing w:after="0" w:line="276" w:lineRule="auto"/>
+        <w:rPr>
+          <w:rFonts w:ascii="Times New Roman" w:eastAsia="Times New Roman" w:hAnsi="Times New Roman" w:cs="Times New Roman"/>
+          <w:color w:val="000000"/>
+        </w:rPr>
+      </w:pPr>
+      <w:r>
+        <w:rPr>
+          <w:rFonts w:ascii="Times New Roman" w:eastAsia="Times New Roman" w:hAnsi="Times New Roman" w:cs="Times New Roman"/>
+          <w:color w:val="000000"/>
+        </w:rPr>
+        <w:t>Delegated tasks to allow for the most individual growth without sacrificing overall product quality</w:t>
+      </w:r>
+    </w:p>
+    <w:p>
+      <w:pPr>
+        <w:numPr>
+          <w:ilvl w:val="0"/>
+          <w:numId w:val="2"/>
+        </w:numPr>
+        <w:pBdr>
+          <w:top w:val="nil"/>
+          <w:left w:val="nil"/>
+          <w:bottom w:val="nil"/>
+          <w:right w:val="nil"/>
+          <w:between w:val="nil"/>
+        </w:pBdr>
+        <w:spacing w:after="0" w:line="276" w:lineRule="auto"/>
+        <w:rPr>
+          <w:rFonts w:ascii="Times New Roman" w:eastAsia="Times New Roman" w:hAnsi="Times New Roman" w:cs="Times New Roman"/>
+          <w:color w:val="000000"/>
+        </w:rPr>
+      </w:pPr>
+      <w:r>
+        <w:rPr>
+          <w:rFonts w:ascii="Times New Roman" w:eastAsia="Times New Roman" w:hAnsi="Times New Roman" w:cs="Times New Roman"/>
+        </w:rPr>
+        <w:t>Built frontend to display data pulled from Yahoo! Finance and Reddit APIs with the end-user in mind</w:t>
+      </w:r>
+    </w:p>
+    <w:p>
+      <w:pPr>
+        <w:numPr>
+          <w:ilvl w:val="0"/>
+          <w:numId w:val="2"/>
+        </w:numPr>
+        <w:pBdr>
+          <w:top w:val="nil"/>
+          <w:left w:val="nil"/>
+          <w:bottom w:val="nil"/>
+          <w:right w:val="nil"/>
+          <w:between w:val="nil"/>
+        </w:pBdr>
+        <w:spacing w:after="0" w:line="276" w:lineRule="auto"/>
+        <w:rPr>
+          <w:rFonts w:ascii="Times New Roman" w:eastAsia="Times New Roman" w:hAnsi="Times New Roman" w:cs="Times New Roman"/>
+          <w:color w:val="000000"/>
+        </w:rPr>
+      </w:pPr>
+      <w:r>
+        <w:rPr>
+          <w:rFonts w:ascii="Times New Roman" w:eastAsia="Times New Roman" w:hAnsi="Times New Roman" w:cs="Times New Roman"/>
+          <w:color w:val="000000"/>
+        </w:rPr>
+        <w:t>Spearheaded project and mentored team members when productivity was slowing down</w:t>
+      </w:r>
+    </w:p>
+    <w:p>
+      <w:pPr>
+        <w:spacing w:after="0" w:line="276" w:lineRule="auto"/>
+        <w:rPr>
+          <w:rFonts w:ascii="Times New Roman" w:eastAsia="Times New Roman" w:hAnsi="Times New Roman" w:cs="Times New Roman"/>
+        </w:rPr>
+      </w:pPr>
+      <w:r>
+        <w:rPr>
+          <w:rFonts w:ascii="Times New Roman" w:eastAsia="Times New Roman" w:hAnsi="Times New Roman" w:cs="Times New Roman"/>
+          <w:b/>
+        </w:rPr>
+        <w:t>Would You Redux</w:t>
+      </w:r>
+      <w:r>
+        <w:rPr>
+          <w:rFonts w:ascii="Times New Roman" w:eastAsia="Times New Roman" w:hAnsi="Times New Roman" w:cs="Times New Roman"/>
+          <w:b/>
+        </w:rPr>
+        <w:t xml:space="preserve"> </w:t>
+      </w:r>
+      <w:r>
+        <w:rPr>
+          <w:rFonts w:ascii="Times New Roman" w:eastAsia="Times New Roman" w:hAnsi="Times New Roman" w:cs="Times New Roman"/>
+          <w:bCs/>
+        </w:rPr>
+        <w:t>(</w:t>
+      </w:r>
+      <w:r>
+        <w:rPr>
+          <w:rFonts w:ascii="Times New Roman" w:eastAsia="Times New Roman" w:hAnsi="Times New Roman" w:cs="Times New Roman"/>
+          <w:bCs/>
+        </w:rPr>
+        <w:t>04/2021 – 04/2021</w:t>
+      </w:r>
+      <w:r>
+        <w:rPr>
+          <w:rFonts w:ascii="Times New Roman" w:eastAsia="Times New Roman" w:hAnsi="Times New Roman" w:cs="Times New Roman"/>
+          <w:bCs/>
+        </w:rPr>
+        <w:t>)</w:t>
+      </w:r>
+      <w:r>
+        <w:rPr>
+          <w:rFonts w:ascii="Times New Roman" w:eastAsia="Times New Roman" w:hAnsi="Times New Roman" w:cs="Times New Roman"/>
+          <w:b/>
+          <w:color w:val="0563C1"/>
+        </w:rPr>
+        <w:t xml:space="preserve"> </w:t>
+      </w:r>
+      <w:r>
+        <w:rPr>
+          <w:rFonts w:ascii="Times New Roman" w:eastAsia="Times New Roman" w:hAnsi="Times New Roman" w:cs="Times New Roman"/>
+          <w:b/>
+        </w:rPr>
+        <w:t xml:space="preserve">| </w:t>
+      </w:r>
+      <w:hyperlink r:id="rId14">
+        <w:r>
+          <w:rPr>
+            <w:rFonts w:ascii="Times New Roman" w:eastAsia="Times New Roman" w:hAnsi="Times New Roman" w:cs="Times New Roman"/>
+            <w:b/>
+            <w:color w:val="1155CC"/>
+          </w:rPr>
+          <w:t>source code</w:t>
+        </w:r>
+      </w:hyperlink>
+      <w:r>
+        <w:rPr>
+          <w:rFonts w:ascii="Times New Roman" w:eastAsia="Times New Roman" w:hAnsi="Times New Roman" w:cs="Times New Roman"/>
+          <w:b/>
+        </w:rPr>
+        <w:t xml:space="preserve"> | </w:t>
+      </w:r>
+      <w:hyperlink r:id="rId15">
+        <w:r>
+          <w:rPr>
+            <w:rFonts w:ascii="Times New Roman" w:eastAsia="Times New Roman" w:hAnsi="Times New Roman" w:cs="Times New Roman"/>
+            <w:b/>
+            <w:color w:val="1155CC"/>
+          </w:rPr>
+          <w:t>live demo</w:t>
+        </w:r>
+      </w:hyperlink>
+    </w:p>
+    <w:p>
+      <w:pPr>
+        <w:pBdr>
+          <w:top w:val="nil"/>
+          <w:left w:val="nil"/>
+          <w:bottom w:val="nil"/>
+          <w:right w:val="nil"/>
+          <w:between w:val="nil"/>
+        </w:pBdr>
+        <w:spacing w:after="0" w:line="276" w:lineRule="auto"/>
+        <w:rPr>
+          <w:rFonts w:ascii="Times New Roman" w:eastAsia="Times New Roman" w:hAnsi="Times New Roman" w:cs="Times New Roman"/>
+          <w:color w:val="000000"/>
+        </w:rPr>
+      </w:pPr>
+      <w:r>
+        <w:rPr>
+          <w:rFonts w:ascii="Times New Roman" w:eastAsia="Times New Roman" w:hAnsi="Times New Roman" w:cs="Times New Roman"/>
+          <w:color w:val="000000"/>
+        </w:rPr>
+        <w:t>Implemented a 'Would You Rather' web game based on a sample mock-up</w:t>
+      </w:r>
+    </w:p>
+    <w:p>
+      <w:pPr>
+        <w:numPr>
+          <w:ilvl w:val="0"/>
+          <w:numId w:val="8"/>
+        </w:numPr>
+        <w:pBdr>
+          <w:top w:val="nil"/>
+          <w:left w:val="nil"/>
+          <w:bottom w:val="nil"/>
+          <w:right w:val="nil"/>
+          <w:between w:val="nil"/>
+        </w:pBdr>
+        <w:spacing w:after="0" w:line="276" w:lineRule="auto"/>
+        <w:rPr>
+          <w:rFonts w:ascii="Times New Roman" w:eastAsia="Times New Roman" w:hAnsi="Times New Roman" w:cs="Times New Roman"/>
+          <w:color w:val="000000"/>
+        </w:rPr>
+      </w:pPr>
+      <w:r>
+        <w:rPr>
+          <w:rFonts w:ascii="Times New Roman" w:eastAsia="Times New Roman" w:hAnsi="Times New Roman" w:cs="Times New Roman"/>
+          <w:color w:val="000000"/>
+        </w:rPr>
+        <w:t>Developed the frontend</w:t>
+      </w:r>
+      <w:r>
+        <w:rPr>
+          <w:rFonts w:ascii="Times New Roman" w:eastAsia="Times New Roman" w:hAnsi="Times New Roman" w:cs="Times New Roman"/>
+          <w:color w:val="000000"/>
+        </w:rPr>
+        <w:t xml:space="preserve"> to match a client draft as closely as possible</w:t>
+      </w:r>
+    </w:p>
+    <w:p>
+      <w:pPr>
+        <w:numPr>
+          <w:ilvl w:val="0"/>
+          <w:numId w:val="8"/>
+        </w:numPr>
+        <w:pBdr>
+          <w:top w:val="nil"/>
+          <w:left w:val="nil"/>
+          <w:bottom w:val="nil"/>
+          <w:right w:val="nil"/>
+          <w:between w:val="nil"/>
+        </w:pBdr>
+        <w:spacing w:after="0" w:line="276" w:lineRule="auto"/>
+        <w:rPr>
+          <w:rFonts w:ascii="Times New Roman" w:eastAsia="Times New Roman" w:hAnsi="Times New Roman" w:cs="Times New Roman"/>
+          <w:color w:val="000000"/>
+        </w:rPr>
+      </w:pPr>
+      <w:r>
+        <w:rPr>
+          <w:rFonts w:ascii="Times New Roman" w:eastAsia="Times New Roman" w:hAnsi="Times New Roman" w:cs="Times New Roman"/>
+          <w:color w:val="000000"/>
+        </w:rPr>
+        <w:t>Used various Node modules to store questions and answers from multiple users</w:t>
+      </w:r>
+    </w:p>
+    <w:p>
+      <w:pPr>
+        <w:numPr>
+          <w:ilvl w:val="0"/>
+          <w:numId w:val="8"/>
         </w:numPr>
         <w:pBdr>
           <w:top w:val="nil"/>
@@ -918,29 +998,36 @@
         <w:spacing w:after="0" w:line="276" w:lineRule="auto"/>
         <w:rPr>
           <w:rFonts w:ascii="Times New Roman" w:eastAsia="Times New Roman" w:hAnsi="Times New Roman" w:cs="Times New Roman"/>
-          <w:b/>
-        </w:rPr>
-      </w:pPr>
-      <w:r>
-        <w:rPr>
-          <w:rFonts w:ascii="Times New Roman" w:eastAsia="Times New Roman" w:hAnsi="Times New Roman" w:cs="Times New Roman"/>
           <w:color w:val="000000"/>
         </w:rPr>
-        <w:t xml:space="preserve">React app with an Express backend </w:t>
-      </w:r>
+      </w:pPr>
       <w:r>
         <w:rPr>
           <w:rFonts w:ascii="Times New Roman" w:eastAsia="Times New Roman" w:hAnsi="Times New Roman" w:cs="Times New Roman"/>
           <w:color w:val="000000"/>
         </w:rPr>
-        <w:t>and</w:t>
+        <w:t xml:space="preserve">Q&amp;A database implemented in Redux, using redux-persist to prevent data from being </w:t>
       </w:r>
       <w:r>
         <w:rPr>
           <w:rFonts w:ascii="Times New Roman" w:eastAsia="Times New Roman" w:hAnsi="Times New Roman" w:cs="Times New Roman"/>
           <w:color w:val="000000"/>
         </w:rPr>
-        <w:t xml:space="preserve"> pseudo-terminal feed through SocketIO</w:t>
+        <w:t>wiped</w:t>
+      </w:r>
+      <w:r>
+        <w:rPr>
+          <w:rFonts w:ascii="Times New Roman" w:eastAsia="Times New Roman" w:hAnsi="Times New Roman" w:cs="Times New Roman"/>
+          <w:color w:val="000000"/>
+        </w:rPr>
+        <w:t xml:space="preserve"> on page </w:t>
+      </w:r>
+      <w:r>
+        <w:rPr>
+          <w:rFonts w:ascii="Times New Roman" w:eastAsia="Times New Roman" w:hAnsi="Times New Roman" w:cs="Times New Roman"/>
+          <w:color w:val="000000"/>
+        </w:rPr>
+        <w:t>reload</w:t>
       </w:r>
     </w:p>
     <w:p>
@@ -973,7 +1060,63 @@
           <w:rFonts w:ascii="Times New Roman" w:eastAsia="Times New Roman" w:hAnsi="Times New Roman" w:cs="Times New Roman"/>
           <w:b/>
         </w:rPr>
-        <w:t xml:space="preserve">Udemy – </w:t>
+        <w:t>Udemy</w:t>
+      </w:r>
+      <w:r>
+        <w:rPr>
+          <w:rFonts w:ascii="Times New Roman" w:eastAsia="Times New Roman" w:hAnsi="Times New Roman" w:cs="Times New Roman"/>
+          <w:b/>
+        </w:rPr>
+        <w:t xml:space="preserve"> </w:t>
+      </w:r>
+      <w:r>
+        <w:rPr>
+          <w:rFonts w:ascii="Times New Roman" w:eastAsia="Times New Roman" w:hAnsi="Times New Roman" w:cs="Times New Roman"/>
+          <w:bCs/>
+        </w:rPr>
+        <w:t>(</w:t>
+      </w:r>
+      <w:r>
+        <w:rPr>
+          <w:rFonts w:ascii="Times New Roman" w:eastAsia="Times New Roman" w:hAnsi="Times New Roman" w:cs="Times New Roman"/>
+          <w:bCs/>
+        </w:rPr>
+        <w:t xml:space="preserve">07/2021 </w:t>
+      </w:r>
+      <w:r>
+        <w:rPr>
+          <w:rFonts w:ascii="Times New Roman" w:eastAsia="Times New Roman" w:hAnsi="Times New Roman" w:cs="Times New Roman"/>
+          <w:bCs/>
+        </w:rPr>
+        <w:t>–</w:t>
+      </w:r>
+      <w:r>
+        <w:rPr>
+          <w:rFonts w:ascii="Times New Roman" w:eastAsia="Times New Roman" w:hAnsi="Times New Roman" w:cs="Times New Roman"/>
+          <w:bCs/>
+        </w:rPr>
+        <w:t xml:space="preserve"> </w:t>
+      </w:r>
+      <w:r>
+        <w:rPr>
+          <w:rFonts w:ascii="Times New Roman" w:eastAsia="Times New Roman" w:hAnsi="Times New Roman" w:cs="Times New Roman"/>
+          <w:bCs/>
+        </w:rPr>
+        <w:t>Present</w:t>
+      </w:r>
+      <w:r>
+        <w:rPr>
+          <w:rFonts w:ascii="Times New Roman" w:eastAsia="Times New Roman" w:hAnsi="Times New Roman" w:cs="Times New Roman"/>
+          <w:bCs/>
+        </w:rPr>
+        <w:t>)</w:t>
+      </w:r>
+      <w:r>
+        <w:rPr>
+          <w:rFonts w:ascii="Times New Roman" w:eastAsia="Times New Roman" w:hAnsi="Times New Roman" w:cs="Times New Roman"/>
+          <w:b/>
+        </w:rPr>
+        <w:t xml:space="preserve"> – </w:t>
       </w:r>
       <w:r>
         <w:rPr>
@@ -1066,6 +1209,34 @@
           <w:b/>
         </w:rPr>
         <w:t>Udacity</w:t>
+      </w:r>
+      <w:r>
+        <w:rPr>
+          <w:rFonts w:ascii="Times New Roman" w:eastAsia="Times New Roman" w:hAnsi="Times New Roman" w:cs="Times New Roman"/>
+          <w:b/>
+        </w:rPr>
+        <w:t xml:space="preserve"> </w:t>
+      </w:r>
+      <w:r>
+        <w:rPr>
+          <w:rFonts w:ascii="Times New Roman" w:eastAsia="Times New Roman" w:hAnsi="Times New Roman" w:cs="Times New Roman"/>
+          <w:bCs/>
+        </w:rPr>
+        <w:t>(</w:t>
+      </w:r>
+      <w:r>
+        <w:rPr>
+          <w:rFonts w:ascii="Times New Roman" w:eastAsia="Times New Roman" w:hAnsi="Times New Roman" w:cs="Times New Roman"/>
+          <w:bCs/>
+        </w:rPr>
+        <w:t>03/2021 – 07/2021</w:t>
+      </w:r>
+      <w:r>
+        <w:rPr>
+          <w:rFonts w:ascii="Times New Roman" w:eastAsia="Times New Roman" w:hAnsi="Times New Roman" w:cs="Times New Roman"/>
+          <w:bCs/>
+        </w:rPr>
+        <w:t>)</w:t>
       </w:r>
       <w:r>
         <w:rPr>
@@ -1116,6 +1287,34 @@
         </w:rPr>
         <w:t>Rensselaer Polytechnic Institute</w:t>
       </w:r>
+      <w:r>
+        <w:rPr>
+          <w:rFonts w:ascii="Times New Roman" w:eastAsia="Times New Roman" w:hAnsi="Times New Roman" w:cs="Times New Roman"/>
+          <w:b/>
+        </w:rPr>
+        <w:t xml:space="preserve"> </w:t>
+      </w:r>
+      <w:r>
+        <w:rPr>
+          <w:rFonts w:ascii="Times New Roman" w:eastAsia="Times New Roman" w:hAnsi="Times New Roman" w:cs="Times New Roman"/>
+          <w:bCs/>
+        </w:rPr>
+        <w:t>(</w:t>
+      </w:r>
+      <w:r>
+        <w:rPr>
+          <w:rFonts w:ascii="Times New Roman" w:eastAsia="Times New Roman" w:hAnsi="Times New Roman" w:cs="Times New Roman"/>
+          <w:bCs/>
+        </w:rPr>
+        <w:t>08/2014 – 05/2016</w:t>
+      </w:r>
+      <w:r>
+        <w:rPr>
+          <w:rFonts w:ascii="Times New Roman" w:eastAsia="Times New Roman" w:hAnsi="Times New Roman" w:cs="Times New Roman"/>
+          <w:bCs/>
+        </w:rPr>
+        <w:t>)</w:t>
+      </w:r>
     </w:p>
     <w:p>
       <w:pPr>
@@ -1167,13 +1366,34 @@
           <w:rFonts w:ascii="Times New Roman" w:eastAsia="Times New Roman" w:hAnsi="Times New Roman" w:cs="Times New Roman"/>
           <w:b/>
         </w:rPr>
-        <w:t xml:space="preserve">Tris Pharma </w:t>
-      </w:r>
-      <w:r>
-        <w:rPr>
-          <w:rFonts w:ascii="Times New Roman" w:eastAsia="Times New Roman" w:hAnsi="Times New Roman" w:cs="Times New Roman"/>
-        </w:rPr>
-        <w:t>– QA Analyst Intern – 06/2018 - 09/2018</w:t>
+        <w:t>Tris Pharma</w:t>
+      </w:r>
+      <w:r>
+        <w:rPr>
+          <w:rFonts w:ascii="Times New Roman" w:eastAsia="Times New Roman" w:hAnsi="Times New Roman" w:cs="Times New Roman"/>
+          <w:b/>
+        </w:rPr>
+        <w:t xml:space="preserve"> </w:t>
+      </w:r>
+      <w:r>
+        <w:rPr>
+          <w:rFonts w:ascii="Times New Roman" w:eastAsia="Times New Roman" w:hAnsi="Times New Roman" w:cs="Times New Roman"/>
+          <w:bCs/>
+        </w:rPr>
+        <w:t>(06/2018 - 09/2018)</w:t>
+      </w:r>
+      <w:r>
+        <w:rPr>
+          <w:rFonts w:ascii="Times New Roman" w:eastAsia="Times New Roman" w:hAnsi="Times New Roman" w:cs="Times New Roman"/>
+          <w:b/>
+        </w:rPr>
+        <w:t xml:space="preserve"> </w:t>
+      </w:r>
+      <w:r>
+        <w:rPr>
+          <w:rFonts w:ascii="Times New Roman" w:eastAsia="Times New Roman" w:hAnsi="Times New Roman" w:cs="Times New Roman"/>
+        </w:rPr>
+        <w:t>– QA Analyst Intern</w:t>
       </w:r>
     </w:p>
     <w:p>
@@ -1229,8 +1449,35 @@
       <w:r>
         <w:rPr>
           <w:rFonts w:ascii="Times New Roman" w:eastAsia="Times New Roman" w:hAnsi="Times New Roman" w:cs="Times New Roman"/>
-        </w:rPr>
-        <w:t xml:space="preserve"> – Server – 06/2014-08/2014</w:t>
+          <w:b/>
+        </w:rPr>
+        <w:t xml:space="preserve"> </w:t>
+      </w:r>
+      <w:r>
+        <w:rPr>
+          <w:rFonts w:ascii="Times New Roman" w:eastAsia="Times New Roman" w:hAnsi="Times New Roman" w:cs="Times New Roman"/>
+          <w:bCs/>
+        </w:rPr>
+        <w:t>(</w:t>
+      </w:r>
+      <w:r>
+        <w:rPr>
+          <w:rFonts w:ascii="Times New Roman" w:eastAsia="Times New Roman" w:hAnsi="Times New Roman" w:cs="Times New Roman"/>
+        </w:rPr>
+        <w:t>06/2014-08/2014</w:t>
+      </w:r>
+      <w:r>
+        <w:rPr>
+          <w:rFonts w:ascii="Times New Roman" w:eastAsia="Times New Roman" w:hAnsi="Times New Roman" w:cs="Times New Roman"/>
+          <w:bCs/>
+        </w:rPr>
+        <w:t>)</w:t>
+      </w:r>
+      <w:r>
+        <w:rPr>
+          <w:rFonts w:ascii="Times New Roman" w:eastAsia="Times New Roman" w:hAnsi="Times New Roman" w:cs="Times New Roman"/>
+        </w:rPr>
+        <w:t xml:space="preserve"> – Server</w:t>
       </w:r>
     </w:p>
     <w:p>
@@ -1305,8 +1552,35 @@
       <w:r>
         <w:rPr>
           <w:rFonts w:ascii="Times New Roman" w:eastAsia="Times New Roman" w:hAnsi="Times New Roman" w:cs="Times New Roman"/>
-        </w:rPr>
-        <w:t xml:space="preserve"> – Cashier – 05/2014-08/2014</w:t>
+          <w:b/>
+        </w:rPr>
+        <w:t xml:space="preserve"> </w:t>
+      </w:r>
+      <w:r>
+        <w:rPr>
+          <w:rFonts w:ascii="Times New Roman" w:eastAsia="Times New Roman" w:hAnsi="Times New Roman" w:cs="Times New Roman"/>
+          <w:bCs/>
+        </w:rPr>
+        <w:t>(</w:t>
+      </w:r>
+      <w:r>
+        <w:rPr>
+          <w:rFonts w:ascii="Times New Roman" w:eastAsia="Times New Roman" w:hAnsi="Times New Roman" w:cs="Times New Roman"/>
+        </w:rPr>
+        <w:t>05/2014-08/2014</w:t>
+      </w:r>
+      <w:r>
+        <w:rPr>
+          <w:rFonts w:ascii="Times New Roman" w:eastAsia="Times New Roman" w:hAnsi="Times New Roman" w:cs="Times New Roman"/>
+          <w:bCs/>
+        </w:rPr>
+        <w:t>)</w:t>
+      </w:r>
+      <w:r>
+        <w:rPr>
+          <w:rFonts w:ascii="Times New Roman" w:eastAsia="Times New Roman" w:hAnsi="Times New Roman" w:cs="Times New Roman"/>
+        </w:rPr>
+        <w:t xml:space="preserve"> – Cashier</w:t>
       </w:r>
     </w:p>
     <w:p>

--- a/assets/docs/Krushil_Naik_Resume.docx
+++ b/assets/docs/Krushil_Naik_Resume.docx
@@ -1,6 +1,6 @@
 
 <file path=word/document.xml><?xml version="1.0" encoding="utf-8"?>
-<w:document xmlns:wpc="http://schemas.microsoft.com/office/word/2010/wordprocessingCanvas" xmlns:cx="http://schemas.microsoft.com/office/drawing/2014/chartex" xmlns:cx1="http://schemas.microsoft.com/office/drawing/2015/9/8/chartex" xmlns:cx2="http://schemas.microsoft.com/office/drawing/2015/10/21/chartex" xmlns:cx3="http://schemas.microsoft.com/office/drawing/2016/5/9/chartex" xmlns:cx4="http://schemas.microsoft.com/office/drawing/2016/5/10/chartex" xmlns:cx5="http://schemas.microsoft.com/office/drawing/2016/5/11/chartex" xmlns:cx6="http://schemas.microsoft.com/office/drawing/2016/5/12/chartex" xmlns:cx7="http://schemas.microsoft.com/office/drawing/2016/5/13/chartex" xmlns:cx8="http://schemas.microsoft.com/office/drawing/2016/5/14/chartex" xmlns:mc="http://schemas.openxmlformats.org/markup-compatibility/2006" xmlns:aink="http://schemas.microsoft.com/office/drawing/2016/ink" xmlns:am3d="http://schemas.microsoft.com/office/drawing/2017/model3d" xmlns:o="urn:schemas-microsoft-com:office:office" xmlns:r="http://schemas.openxmlformats.org/officeDocument/2006/relationships" xmlns:m="http://schemas.openxmlformats.org/officeDocument/2006/math" xmlns:v="urn:schemas-microsoft-com:vml" xmlns:wp14="http://schemas.microsoft.com/office/word/2010/wordprocessingDrawing" xmlns:wp="http://schemas.openxmlformats.org/drawingml/2006/wordprocessingDrawing" xmlns:w10="urn:schemas-microsoft-com:office:word" xmlns:w="http://schemas.openxmlformats.org/wordprocessingml/2006/main" xmlns:w14="http://schemas.microsoft.com/office/word/2010/wordml" xmlns:w15="http://schemas.microsoft.com/office/word/2012/wordml" xmlns:w16cex="http://schemas.microsoft.com/office/word/2018/wordml/cex" xmlns:w16cid="http://schemas.microsoft.com/office/word/2016/wordml/cid" xmlns:w16="http://schemas.microsoft.com/office/word/2018/wordml" xmlns:w16se="http://schemas.microsoft.com/office/word/2015/wordml/symex" xmlns:wpg="http://schemas.microsoft.com/office/word/2010/wordprocessingGroup" xmlns:wpi="http://schemas.microsoft.com/office/word/2010/wordprocessingInk" xmlns:wne="http://schemas.microsoft.com/office/word/2006/wordml" xmlns:wps="http://schemas.microsoft.com/office/word/2010/wordprocessingShape" mc:Ignorable="w14 w15 w16se w16cid w16 w16cex wp14">
+<w:document xmlns:wpc="http://schemas.microsoft.com/office/word/2010/wordprocessingCanvas" xmlns:cx="http://schemas.microsoft.com/office/drawing/2014/chartex" xmlns:cx1="http://schemas.microsoft.com/office/drawing/2015/9/8/chartex" xmlns:cx2="http://schemas.microsoft.com/office/drawing/2015/10/21/chartex" xmlns:cx3="http://schemas.microsoft.com/office/drawing/2016/5/9/chartex" xmlns:cx4="http://schemas.microsoft.com/office/drawing/2016/5/10/chartex" xmlns:cx5="http://schemas.microsoft.com/office/drawing/2016/5/11/chartex" xmlns:cx6="http://schemas.microsoft.com/office/drawing/2016/5/12/chartex" xmlns:cx7="http://schemas.microsoft.com/office/drawing/2016/5/13/chartex" xmlns:cx8="http://schemas.microsoft.com/office/drawing/2016/5/14/chartex" xmlns:mc="http://schemas.openxmlformats.org/markup-compatibility/2006" xmlns:aink="http://schemas.microsoft.com/office/drawing/2016/ink" xmlns:am3d="http://schemas.microsoft.com/office/drawing/2017/model3d" xmlns:o="urn:schemas-microsoft-com:office:office" xmlns:r="http://schemas.openxmlformats.org/officeDocument/2006/relationships" xmlns:m="http://schemas.openxmlformats.org/officeDocument/2006/math" xmlns:v="urn:schemas-microsoft-com:vml" xmlns:wp14="http://schemas.microsoft.com/office/word/2010/wordprocessingDrawing" xmlns:wp="http://schemas.openxmlformats.org/drawingml/2006/wordprocessingDrawing" xmlns:w10="urn:schemas-microsoft-com:office:word" xmlns:w="http://schemas.openxmlformats.org/wordprocessingml/2006/main" xmlns:w14="http://schemas.microsoft.com/office/word/2010/wordml" xmlns:w15="http://schemas.microsoft.com/office/word/2012/wordml" xmlns:w16cex="http://schemas.microsoft.com/office/word/2018/wordml/cex" xmlns:w16cid="http://schemas.microsoft.com/office/word/2016/wordml/cid" xmlns:w16="http://schemas.microsoft.com/office/word/2018/wordml" xmlns:w16sdtdh="http://schemas.microsoft.com/office/word/2020/wordml/sdtdatahash" xmlns:w16se="http://schemas.microsoft.com/office/word/2015/wordml/symex" xmlns:wpg="http://schemas.microsoft.com/office/word/2010/wordprocessingGroup" xmlns:wpi="http://schemas.microsoft.com/office/word/2010/wordprocessingInk" xmlns:wne="http://schemas.microsoft.com/office/word/2006/wordml" xmlns:wps="http://schemas.microsoft.com/office/word/2010/wordprocessingShape" mc:Ignorable="w14 w15 w16se w16cid w16 w16cex w16sdtdh wp14">
   <w:body>
     <w:p>
       <w:pPr>
@@ -114,8 +114,8 @@
         <w:jc w:val="center"/>
         <w:rPr>
           <w:rFonts w:ascii="Times New Roman" w:eastAsia="Times New Roman" w:hAnsi="Times New Roman" w:cs="Times New Roman"/>
-          <w:sz w:val="26"/>
-          <w:szCs w:val="26"/>
+          <w:sz w:val="24"/>
+          <w:szCs w:val="24"/>
         </w:rPr>
       </w:pPr>
       <w:r>
@@ -151,8 +151,8 @@
       <w:r>
         <w:rPr>
           <w:rFonts w:ascii="Times New Roman" w:eastAsia="Times New Roman" w:hAnsi="Times New Roman" w:cs="Times New Roman"/>
-          <w:sz w:val="26"/>
-          <w:szCs w:val="26"/>
+          <w:sz w:val="24"/>
+          <w:szCs w:val="24"/>
         </w:rPr>
         <w:t xml:space="preserve">  </w:t>
       </w:r>
@@ -163,8 +163,8 @@
         <w:jc w:val="center"/>
         <w:rPr>
           <w:rFonts w:ascii="Times New Roman" w:eastAsia="Times New Roman" w:hAnsi="Times New Roman" w:cs="Times New Roman"/>
-          <w:sz w:val="26"/>
-          <w:szCs w:val="26"/>
+          <w:sz w:val="24"/>
+          <w:szCs w:val="24"/>
         </w:rPr>
       </w:pPr>
       <w:r>
@@ -435,6 +435,48 @@
         </w:rPr>
         <w:t>Parcel</w:t>
       </w:r>
+      <w:r>
+        <w:rPr>
+          <w:rFonts w:ascii="Times New Roman" w:eastAsia="Times New Roman" w:hAnsi="Times New Roman" w:cs="Times New Roman"/>
+        </w:rPr>
+        <w:t>,</w:t>
+      </w:r>
+      <w:r>
+        <w:rPr>
+          <w:rFonts w:ascii="Times New Roman" w:eastAsia="Times New Roman" w:hAnsi="Times New Roman" w:cs="Times New Roman"/>
+        </w:rPr>
+        <w:t xml:space="preserve"> EJS,</w:t>
+      </w:r>
+      <w:r>
+        <w:rPr>
+          <w:rFonts w:ascii="Times New Roman" w:eastAsia="Times New Roman" w:hAnsi="Times New Roman" w:cs="Times New Roman"/>
+        </w:rPr>
+        <w:t xml:space="preserve"> Docker</w:t>
+      </w:r>
+      <w:r>
+        <w:rPr>
+          <w:rFonts w:ascii="Times New Roman" w:eastAsia="Times New Roman" w:hAnsi="Times New Roman" w:cs="Times New Roman"/>
+        </w:rPr>
+        <w:t>, MySQL</w:t>
+      </w:r>
+      <w:r>
+        <w:rPr>
+          <w:rFonts w:ascii="Times New Roman" w:eastAsia="Times New Roman" w:hAnsi="Times New Roman" w:cs="Times New Roman"/>
+        </w:rPr>
+        <w:t>, Python, Django</w:t>
+      </w:r>
+      <w:r>
+        <w:rPr>
+          <w:rFonts w:ascii="Times New Roman" w:eastAsia="Times New Roman" w:hAnsi="Times New Roman" w:cs="Times New Roman"/>
+        </w:rPr>
+        <w:t>, AWS Elastic Beanstalk, AWS CodePipeline</w:t>
+      </w:r>
+      <w:r>
+        <w:rPr>
+          <w:rFonts w:ascii="Times New Roman" w:eastAsia="Times New Roman" w:hAnsi="Times New Roman" w:cs="Times New Roman"/>
+        </w:rPr>
+        <w:t>, AWS Lambda, AWS Amplify</w:t>
+      </w:r>
     </w:p>
     <w:p>
       <w:pPr>
@@ -450,7 +492,7 @@
           <w:rFonts w:ascii="Times New Roman" w:eastAsia="Times New Roman" w:hAnsi="Times New Roman" w:cs="Times New Roman"/>
           <w:b/>
         </w:rPr>
-        <w:t>Projects</w:t>
+        <w:t>Experience</w:t>
       </w:r>
     </w:p>
     <w:p>
@@ -464,8 +506,11 @@
         </w:pBdr>
         <w:spacing w:after="0" w:line="276" w:lineRule="auto"/>
         <w:rPr>
-          <w:rFonts w:ascii="Times New Roman" w:eastAsia="Times New Roman" w:hAnsi="Times New Roman" w:cs="Times New Roman"/>
-          <w:color w:val="000000"/>
+          <w:rStyle w:val="Hyperlink"/>
+          <w:rFonts w:ascii="Times New Roman" w:eastAsia="Times New Roman" w:hAnsi="Times New Roman" w:cs="Times New Roman"/>
+          <w:b/>
+          <w:bCs/>
+          <w:u w:val="none"/>
         </w:rPr>
       </w:pPr>
       <w:r>
@@ -475,15 +520,41 @@
           <w:bCs/>
           <w:color w:val="000000"/>
         </w:rPr>
-        <w:t>Terminal Online</w:t>
-      </w:r>
-      <w:r>
-        <w:rPr>
-          <w:rFonts w:ascii="Times New Roman" w:eastAsia="Times New Roman" w:hAnsi="Times New Roman" w:cs="Times New Roman"/>
-          <w:b/>
-          <w:bCs/>
+        <w:t xml:space="preserve">Terminal Online </w:t>
+      </w:r>
+      <w:r>
+        <w:rPr>
+          <w:rFonts w:ascii="Times New Roman" w:eastAsia="Times New Roman" w:hAnsi="Times New Roman" w:cs="Times New Roman"/>
           <w:color w:val="000000"/>
         </w:rPr>
+        <w:t>(0</w:t>
+      </w:r>
+      <w:r>
+        <w:rPr>
+          <w:rFonts w:ascii="Times New Roman" w:eastAsia="Times New Roman" w:hAnsi="Times New Roman" w:cs="Times New Roman"/>
+          <w:color w:val="000000"/>
+        </w:rPr>
+        <w:t>6</w:t>
+      </w:r>
+      <w:r>
+        <w:rPr>
+          <w:rFonts w:ascii="Times New Roman" w:eastAsia="Times New Roman" w:hAnsi="Times New Roman" w:cs="Times New Roman"/>
+          <w:color w:val="000000"/>
+        </w:rPr>
+        <w:t xml:space="preserve">/2021 </w:t>
+      </w:r>
+      <w:r>
+        <w:rPr>
+          <w:rFonts w:ascii="Times New Roman" w:eastAsia="Times New Roman" w:hAnsi="Times New Roman" w:cs="Times New Roman"/>
+          <w:color w:val="000000"/>
+        </w:rPr>
+        <w:t>–</w:t>
+      </w:r>
+      <w:r>
+        <w:rPr>
+          <w:rFonts w:ascii="Times New Roman" w:eastAsia="Times New Roman" w:hAnsi="Times New Roman" w:cs="Times New Roman"/>
+          <w:color w:val="000000"/>
+        </w:rPr>
         <w:t xml:space="preserve"> </w:t>
       </w:r>
       <w:r>
@@ -491,14 +562,7 @@
           <w:rFonts w:ascii="Times New Roman" w:eastAsia="Times New Roman" w:hAnsi="Times New Roman" w:cs="Times New Roman"/>
           <w:color w:val="000000"/>
         </w:rPr>
-        <w:t>(</w:t>
-      </w:r>
-      <w:r>
-        <w:rPr>
-          <w:rFonts w:ascii="Times New Roman" w:eastAsia="Times New Roman" w:hAnsi="Times New Roman" w:cs="Times New Roman"/>
-          <w:color w:val="000000"/>
-        </w:rPr>
-        <w:t>07/2021 -- Present</w:t>
+        <w:t>06/2021</w:t>
       </w:r>
       <w:r>
         <w:rPr>
@@ -537,19 +601,27 @@
       </w:hyperlink>
       <w:r>
         <w:rPr>
-          <w:rFonts w:ascii="Times New Roman" w:eastAsia="Times New Roman" w:hAnsi="Times New Roman" w:cs="Times New Roman"/>
-          <w:color w:val="000000"/>
-        </w:rPr>
-        <w:t xml:space="preserve"> | </w:t>
-      </w:r>
-      <w:hyperlink r:id="rId11" w:history="1">
+          <w:rStyle w:val="Hyperlink"/>
+          <w:rFonts w:ascii="Times New Roman" w:eastAsia="Times New Roman" w:hAnsi="Times New Roman" w:cs="Times New Roman"/>
+          <w:b/>
+          <w:bCs/>
+          <w:u w:val="none"/>
+        </w:rPr>
+        <w:t xml:space="preserve"> </w:t>
+      </w:r>
+      <w:r>
+        <w:rPr>
+          <w:rFonts w:ascii="Times New Roman" w:eastAsia="Times New Roman" w:hAnsi="Times New Roman" w:cs="Times New Roman"/>
+          <w:b/>
+        </w:rPr>
+        <w:t xml:space="preserve">| </w:t>
+      </w:r>
+      <w:hyperlink r:id="rId11">
         <w:r>
           <w:rPr>
-            <w:rStyle w:val="Hyperlink"/>
             <w:rFonts w:ascii="Times New Roman" w:eastAsia="Times New Roman" w:hAnsi="Times New Roman" w:cs="Times New Roman"/>
             <w:b/>
-            <w:bCs/>
-            <w:u w:val="none"/>
+            <w:color w:val="1155CC"/>
           </w:rPr>
           <w:t>live demo</w:t>
         </w:r>
@@ -580,56 +652,7 @@
           <w:rFonts w:ascii="Times New Roman" w:eastAsia="Times New Roman" w:hAnsi="Times New Roman" w:cs="Times New Roman"/>
           <w:color w:val="000000"/>
         </w:rPr>
-        <w:t>Developed both the frontend</w:t>
-      </w:r>
-      <w:r>
-        <w:rPr>
-          <w:rFonts w:ascii="Times New Roman" w:eastAsia="Times New Roman" w:hAnsi="Times New Roman" w:cs="Times New Roman"/>
-          <w:color w:val="000000"/>
-        </w:rPr>
-        <w:t xml:space="preserve"> (React, SCSS)</w:t>
-      </w:r>
-      <w:r>
-        <w:rPr>
-          <w:rFonts w:ascii="Times New Roman" w:eastAsia="Times New Roman" w:hAnsi="Times New Roman" w:cs="Times New Roman"/>
-          <w:color w:val="000000"/>
-        </w:rPr>
-        <w:t xml:space="preserve"> and backend</w:t>
-      </w:r>
-      <w:r>
-        <w:rPr>
-          <w:rFonts w:ascii="Times New Roman" w:eastAsia="Times New Roman" w:hAnsi="Times New Roman" w:cs="Times New Roman"/>
-          <w:color w:val="000000"/>
-        </w:rPr>
-        <w:t xml:space="preserve"> (ExpressJS, SocketIO)</w:t>
-      </w:r>
-    </w:p>
-    <w:p>
-      <w:pPr>
-        <w:pStyle w:val="ListParagraph"/>
-        <w:numPr>
-          <w:ilvl w:val="0"/>
-          <w:numId w:val="9"/>
-        </w:numPr>
-        <w:pBdr>
-          <w:top w:val="nil"/>
-          <w:left w:val="nil"/>
-          <w:bottom w:val="nil"/>
-          <w:right w:val="nil"/>
-          <w:between w:val="nil"/>
-        </w:pBdr>
-        <w:spacing w:after="0" w:line="276" w:lineRule="auto"/>
-        <w:rPr>
-          <w:rFonts w:ascii="Times New Roman" w:eastAsia="Times New Roman" w:hAnsi="Times New Roman" w:cs="Times New Roman"/>
-          <w:color w:val="000000"/>
-        </w:rPr>
-      </w:pPr>
-      <w:r>
-        <w:rPr>
-          <w:rFonts w:ascii="Times New Roman" w:eastAsia="Times New Roman" w:hAnsi="Times New Roman" w:cs="Times New Roman"/>
-          <w:color w:val="000000"/>
-        </w:rPr>
-        <w:t>Run CLI projects (e.g., w/ Inquirer module, etc.) in the browser</w:t>
+        <w:t>Developed both the frontend (React, SCSS) and backend (ExpressJS, SocketIO)</w:t>
       </w:r>
     </w:p>
     <w:p>
@@ -647,14 +670,7 @@
           <w:rFonts w:ascii="Times New Roman" w:eastAsia="Times New Roman" w:hAnsi="Times New Roman" w:cs="Times New Roman"/>
           <w:b/>
         </w:rPr>
-        <w:t>Stock Oven</w:t>
-      </w:r>
-      <w:r>
-        <w:rPr>
-          <w:rFonts w:ascii="Times New Roman" w:eastAsia="Times New Roman" w:hAnsi="Times New Roman" w:cs="Times New Roman"/>
-          <w:b/>
-        </w:rPr>
-        <w:t xml:space="preserve"> </w:t>
+        <w:t xml:space="preserve">Stock Oven </w:t>
       </w:r>
       <w:r>
         <w:rPr>
@@ -708,33 +724,6 @@
     </w:p>
     <w:p>
       <w:pPr>
-        <w:spacing w:after="0" w:line="276" w:lineRule="auto"/>
-        <w:jc w:val="both"/>
-        <w:rPr>
-          <w:rFonts w:ascii="Times New Roman" w:eastAsia="Times New Roman" w:hAnsi="Times New Roman" w:cs="Times New Roman"/>
-        </w:rPr>
-      </w:pPr>
-      <w:r>
-        <w:rPr>
-          <w:rFonts w:ascii="Times New Roman" w:eastAsia="Times New Roman" w:hAnsi="Times New Roman" w:cs="Times New Roman"/>
-        </w:rPr>
-        <w:t xml:space="preserve">Project that tested ability to coordinate multiple </w:t>
-      </w:r>
-      <w:r>
-        <w:rPr>
-          <w:rFonts w:ascii="Times New Roman" w:eastAsia="Times New Roman" w:hAnsi="Times New Roman" w:cs="Times New Roman"/>
-        </w:rPr>
-        <w:t>third-party</w:t>
-      </w:r>
-      <w:r>
-        <w:rPr>
-          <w:rFonts w:ascii="Times New Roman" w:eastAsia="Times New Roman" w:hAnsi="Times New Roman" w:cs="Times New Roman"/>
-        </w:rPr>
-        <w:t xml:space="preserve"> APIs to achieve MVP</w:t>
-      </w:r>
-    </w:p>
-    <w:p>
-      <w:pPr>
         <w:numPr>
           <w:ilvl w:val="0"/>
           <w:numId w:val="2"/>
@@ -757,7 +746,7 @@
           <w:rFonts w:ascii="Times New Roman" w:eastAsia="Times New Roman" w:hAnsi="Times New Roman" w:cs="Times New Roman"/>
           <w:color w:val="000000"/>
         </w:rPr>
-        <w:t>Delegated tasks to allow for the most individual growth without sacrificing overall product quality</w:t>
+        <w:t>Spearheaded project and mentored team members when productivity was slowing down</w:t>
       </w:r>
     </w:p>
     <w:p>
@@ -782,8 +771,9 @@
       <w:r>
         <w:rPr>
           <w:rFonts w:ascii="Times New Roman" w:eastAsia="Times New Roman" w:hAnsi="Times New Roman" w:cs="Times New Roman"/>
-        </w:rPr>
-        <w:t>Built frontend to display data pulled from Yahoo! Finance and Reddit APIs with the end-user in mind</w:t>
+          <w:color w:val="000000"/>
+        </w:rPr>
+        <w:t>Delegated tasks to allow for the most individual growth without sacrificing overall product quality</w:t>
       </w:r>
     </w:p>
     <w:p>
@@ -808,9 +798,32 @@
       <w:r>
         <w:rPr>
           <w:rFonts w:ascii="Times New Roman" w:eastAsia="Times New Roman" w:hAnsi="Times New Roman" w:cs="Times New Roman"/>
-          <w:color w:val="000000"/>
-        </w:rPr>
-        <w:t>Spearheaded project and mentored team members when productivity was slowing down</w:t>
+        </w:rPr>
+        <w:t xml:space="preserve">Built </w:t>
+      </w:r>
+      <w:r>
+        <w:rPr>
+          <w:rFonts w:ascii="Times New Roman" w:eastAsia="Times New Roman" w:hAnsi="Times New Roman" w:cs="Times New Roman"/>
+        </w:rPr>
+        <w:t>UI</w:t>
+      </w:r>
+      <w:r>
+        <w:rPr>
+          <w:rFonts w:ascii="Times New Roman" w:eastAsia="Times New Roman" w:hAnsi="Times New Roman" w:cs="Times New Roman"/>
+        </w:rPr>
+        <w:t xml:space="preserve"> and reduced network requests</w:t>
+      </w:r>
+      <w:r>
+        <w:rPr>
+          <w:rFonts w:ascii="Times New Roman" w:eastAsia="Times New Roman" w:hAnsi="Times New Roman" w:cs="Times New Roman"/>
+        </w:rPr>
+        <w:t xml:space="preserve"> needed</w:t>
+      </w:r>
+      <w:r>
+        <w:rPr>
+          <w:rFonts w:ascii="Times New Roman" w:eastAsia="Times New Roman" w:hAnsi="Times New Roman" w:cs="Times New Roman"/>
+        </w:rPr>
+        <w:t xml:space="preserve"> by 75%</w:t>
       </w:r>
     </w:p>
     <w:p>
@@ -818,6 +831,7 @@
         <w:spacing w:after="0" w:line="276" w:lineRule="auto"/>
         <w:rPr>
           <w:rFonts w:ascii="Times New Roman" w:eastAsia="Times New Roman" w:hAnsi="Times New Roman" w:cs="Times New Roman"/>
+          <w:color w:val="000000"/>
         </w:rPr>
       </w:pPr>
       <w:r>
@@ -825,35 +839,14 @@
           <w:rFonts w:ascii="Times New Roman" w:eastAsia="Times New Roman" w:hAnsi="Times New Roman" w:cs="Times New Roman"/>
           <w:b/>
         </w:rPr>
-        <w:t>Would You Redux</w:t>
-      </w:r>
-      <w:r>
-        <w:rPr>
-          <w:rFonts w:ascii="Times New Roman" w:eastAsia="Times New Roman" w:hAnsi="Times New Roman" w:cs="Times New Roman"/>
-          <w:b/>
-        </w:rPr>
-        <w:t xml:space="preserve"> </w:t>
+        <w:t xml:space="preserve">Would You Redux </w:t>
       </w:r>
       <w:r>
         <w:rPr>
           <w:rFonts w:ascii="Times New Roman" w:eastAsia="Times New Roman" w:hAnsi="Times New Roman" w:cs="Times New Roman"/>
           <w:bCs/>
         </w:rPr>
-        <w:t>(</w:t>
-      </w:r>
-      <w:r>
-        <w:rPr>
-          <w:rFonts w:ascii="Times New Roman" w:eastAsia="Times New Roman" w:hAnsi="Times New Roman" w:cs="Times New Roman"/>
-          <w:bCs/>
-        </w:rPr>
-        <w:t>04/2021 – 04/2021</w:t>
-      </w:r>
-      <w:r>
-        <w:rPr>
-          <w:rFonts w:ascii="Times New Roman" w:eastAsia="Times New Roman" w:hAnsi="Times New Roman" w:cs="Times New Roman"/>
-          <w:bCs/>
-        </w:rPr>
-        <w:t>)</w:t>
+        <w:t>(04/2021 – 04/2021)</w:t>
       </w:r>
       <w:r>
         <w:rPr>
@@ -900,40 +893,11 @@
     </w:p>
     <w:p>
       <w:pPr>
-        <w:pBdr>
-          <w:top w:val="nil"/>
-          <w:left w:val="nil"/>
-          <w:bottom w:val="nil"/>
-          <w:right w:val="nil"/>
-          <w:between w:val="nil"/>
-        </w:pBdr>
-        <w:spacing w:after="0" w:line="276" w:lineRule="auto"/>
-        <w:rPr>
-          <w:rFonts w:ascii="Times New Roman" w:eastAsia="Times New Roman" w:hAnsi="Times New Roman" w:cs="Times New Roman"/>
-          <w:color w:val="000000"/>
-        </w:rPr>
-      </w:pPr>
-      <w:r>
-        <w:rPr>
-          <w:rFonts w:ascii="Times New Roman" w:eastAsia="Times New Roman" w:hAnsi="Times New Roman" w:cs="Times New Roman"/>
-          <w:color w:val="000000"/>
-        </w:rPr>
-        <w:t>Implemented a 'Would You Rather' web game based on a sample mock-up</w:t>
-      </w:r>
-    </w:p>
-    <w:p>
-      <w:pPr>
+        <w:pStyle w:val="ListParagraph"/>
         <w:numPr>
           <w:ilvl w:val="0"/>
           <w:numId w:val="8"/>
         </w:numPr>
-        <w:pBdr>
-          <w:top w:val="nil"/>
-          <w:left w:val="nil"/>
-          <w:bottom w:val="nil"/>
-          <w:right w:val="nil"/>
-          <w:between w:val="nil"/>
-        </w:pBdr>
         <w:spacing w:after="0" w:line="276" w:lineRule="auto"/>
         <w:rPr>
           <w:rFonts w:ascii="Times New Roman" w:eastAsia="Times New Roman" w:hAnsi="Times New Roman" w:cs="Times New Roman"/>
@@ -945,48 +909,541 @@
           <w:rFonts w:ascii="Times New Roman" w:eastAsia="Times New Roman" w:hAnsi="Times New Roman" w:cs="Times New Roman"/>
           <w:color w:val="000000"/>
         </w:rPr>
-        <w:t>Developed the frontend</w:t>
-      </w:r>
-      <w:r>
-        <w:rPr>
-          <w:rFonts w:ascii="Times New Roman" w:eastAsia="Times New Roman" w:hAnsi="Times New Roman" w:cs="Times New Roman"/>
-          <w:color w:val="000000"/>
-        </w:rPr>
-        <w:t xml:space="preserve"> to match a client draft as closely as possible</w:t>
+        <w:t>Developed the frontend to match a client draft as closely as possible</w:t>
       </w:r>
     </w:p>
     <w:p>
       <w:pPr>
+        <w:pStyle w:val="ListParagraph"/>
         <w:numPr>
           <w:ilvl w:val="0"/>
           <w:numId w:val="8"/>
         </w:numPr>
+        <w:spacing w:after="0" w:line="276" w:lineRule="auto"/>
+        <w:rPr>
+          <w:rFonts w:ascii="Times New Roman" w:eastAsia="Times New Roman" w:hAnsi="Times New Roman" w:cs="Times New Roman"/>
+          <w:bCs/>
+        </w:rPr>
+      </w:pPr>
+      <w:r>
+        <w:rPr>
+          <w:rFonts w:ascii="Times New Roman" w:eastAsia="Times New Roman" w:hAnsi="Times New Roman" w:cs="Times New Roman"/>
+          <w:color w:val="000000"/>
+        </w:rPr>
+        <w:t>Used various Node modules to store questions and answers from multiple</w:t>
+      </w:r>
+    </w:p>
+    <w:p>
+      <w:pPr>
+        <w:spacing w:after="0" w:line="276" w:lineRule="auto"/>
+        <w:rPr>
+          <w:rFonts w:ascii="Times New Roman" w:eastAsia="Times New Roman" w:hAnsi="Times New Roman" w:cs="Times New Roman"/>
+        </w:rPr>
+      </w:pPr>
+      <w:r>
+        <w:rPr>
+          <w:rFonts w:ascii="Times New Roman" w:eastAsia="Times New Roman" w:hAnsi="Times New Roman" w:cs="Times New Roman"/>
+          <w:b/>
+        </w:rPr>
+        <w:t xml:space="preserve">Tris Pharma </w:t>
+      </w:r>
+      <w:r>
+        <w:rPr>
+          <w:rFonts w:ascii="Times New Roman" w:eastAsia="Times New Roman" w:hAnsi="Times New Roman" w:cs="Times New Roman"/>
+          <w:bCs/>
+        </w:rPr>
+        <w:t>(06/2018 - 09/2018)</w:t>
+      </w:r>
+      <w:r>
+        <w:rPr>
+          <w:rFonts w:ascii="Times New Roman" w:eastAsia="Times New Roman" w:hAnsi="Times New Roman" w:cs="Times New Roman"/>
+          <w:b/>
+        </w:rPr>
+        <w:t xml:space="preserve"> </w:t>
+      </w:r>
+      <w:r>
+        <w:rPr>
+          <w:rFonts w:ascii="Times New Roman" w:eastAsia="Times New Roman" w:hAnsi="Times New Roman" w:cs="Times New Roman"/>
+        </w:rPr>
+        <w:t>– QA Analyst Intern</w:t>
+      </w:r>
+    </w:p>
+    <w:p>
+      <w:pPr>
+        <w:numPr>
+          <w:ilvl w:val="0"/>
+          <w:numId w:val="3"/>
+        </w:numPr>
+        <w:spacing w:after="0" w:line="276" w:lineRule="auto"/>
+        <w:rPr>
+          <w:rFonts w:ascii="Times New Roman" w:eastAsia="Times New Roman" w:hAnsi="Times New Roman" w:cs="Times New Roman"/>
+        </w:rPr>
+      </w:pPr>
+      <w:r>
+        <w:rPr>
+          <w:rFonts w:ascii="Times New Roman" w:eastAsia="Times New Roman" w:hAnsi="Times New Roman" w:cs="Times New Roman"/>
+        </w:rPr>
+        <w:t>Reconciled data and assured reports followed SOPs</w:t>
+      </w:r>
+    </w:p>
+    <w:p>
+      <w:pPr>
+        <w:numPr>
+          <w:ilvl w:val="0"/>
+          <w:numId w:val="3"/>
+        </w:numPr>
+        <w:spacing w:after="0" w:line="276" w:lineRule="auto"/>
+        <w:rPr>
+          <w:rFonts w:ascii="Times New Roman" w:eastAsia="Times New Roman" w:hAnsi="Times New Roman" w:cs="Times New Roman"/>
+        </w:rPr>
+      </w:pPr>
+      <w:r>
+        <w:rPr>
+          <w:rFonts w:ascii="Times New Roman" w:eastAsia="Times New Roman" w:hAnsi="Times New Roman" w:cs="Times New Roman"/>
+        </w:rPr>
+        <w:t>Oversaw and maintained company databases to ensure successful FDA audits</w:t>
+      </w:r>
+    </w:p>
+    <w:p>
+      <w:pPr>
+        <w:spacing w:after="0" w:line="276" w:lineRule="auto"/>
+        <w:rPr>
+          <w:rFonts w:ascii="Times New Roman" w:eastAsia="Times New Roman" w:hAnsi="Times New Roman" w:cs="Times New Roman"/>
+        </w:rPr>
+      </w:pPr>
+      <w:r>
+        <w:rPr>
+          <w:rFonts w:ascii="Times New Roman" w:eastAsia="Times New Roman" w:hAnsi="Times New Roman" w:cs="Times New Roman"/>
+          <w:b/>
+        </w:rPr>
+        <w:t xml:space="preserve">Dunkin Donuts </w:t>
+      </w:r>
+      <w:r>
+        <w:rPr>
+          <w:rFonts w:ascii="Times New Roman" w:eastAsia="Times New Roman" w:hAnsi="Times New Roman" w:cs="Times New Roman"/>
+          <w:bCs/>
+        </w:rPr>
+        <w:t>(</w:t>
+      </w:r>
+      <w:r>
+        <w:rPr>
+          <w:rFonts w:ascii="Times New Roman" w:eastAsia="Times New Roman" w:hAnsi="Times New Roman" w:cs="Times New Roman"/>
+        </w:rPr>
+        <w:t>06/2014-08/2014</w:t>
+      </w:r>
+      <w:r>
+        <w:rPr>
+          <w:rFonts w:ascii="Times New Roman" w:eastAsia="Times New Roman" w:hAnsi="Times New Roman" w:cs="Times New Roman"/>
+          <w:bCs/>
+        </w:rPr>
+        <w:t>)</w:t>
+      </w:r>
+      <w:r>
+        <w:rPr>
+          <w:rFonts w:ascii="Times New Roman" w:eastAsia="Times New Roman" w:hAnsi="Times New Roman" w:cs="Times New Roman"/>
+        </w:rPr>
+        <w:t xml:space="preserve"> – Server</w:t>
+      </w:r>
+    </w:p>
+    <w:p>
+      <w:pPr>
+        <w:numPr>
+          <w:ilvl w:val="0"/>
+          <w:numId w:val="6"/>
+        </w:numPr>
+        <w:spacing w:after="0" w:line="276" w:lineRule="auto"/>
+        <w:rPr>
+          <w:rFonts w:ascii="Times New Roman" w:eastAsia="Times New Roman" w:hAnsi="Times New Roman" w:cs="Times New Roman"/>
+        </w:rPr>
+      </w:pPr>
+      <w:r>
+        <w:rPr>
+          <w:rFonts w:ascii="Times New Roman" w:eastAsia="Times New Roman" w:hAnsi="Times New Roman" w:cs="Times New Roman"/>
+        </w:rPr>
+        <w:t>Stayed on my feet in an ever-changing environment</w:t>
+      </w:r>
+    </w:p>
+    <w:p>
+      <w:pPr>
+        <w:numPr>
+          <w:ilvl w:val="0"/>
+          <w:numId w:val="6"/>
+        </w:numPr>
+        <w:spacing w:after="0" w:line="276" w:lineRule="auto"/>
+        <w:rPr>
+          <w:rFonts w:ascii="Times New Roman" w:eastAsia="Times New Roman" w:hAnsi="Times New Roman" w:cs="Times New Roman"/>
+        </w:rPr>
+      </w:pPr>
+      <w:r>
+        <w:rPr>
+          <w:rFonts w:ascii="Times New Roman" w:eastAsia="Times New Roman" w:hAnsi="Times New Roman" w:cs="Times New Roman"/>
+        </w:rPr>
+        <w:t>Paid close attention to customer needs and delivering orders in a timely manner</w:t>
+      </w:r>
+    </w:p>
+    <w:p>
+      <w:pPr>
+        <w:spacing w:after="0" w:line="276" w:lineRule="auto"/>
+        <w:ind w:left="720" w:hanging="720"/>
+        <w:rPr>
+          <w:rFonts w:ascii="Times New Roman" w:eastAsia="Times New Roman" w:hAnsi="Times New Roman" w:cs="Times New Roman"/>
+        </w:rPr>
+      </w:pPr>
+      <w:r>
+        <w:rPr>
+          <w:rFonts w:ascii="Times New Roman" w:eastAsia="Times New Roman" w:hAnsi="Times New Roman" w:cs="Times New Roman"/>
+          <w:b/>
+        </w:rPr>
+        <w:t xml:space="preserve">Stop &amp; Shop </w:t>
+      </w:r>
+      <w:r>
+        <w:rPr>
+          <w:rFonts w:ascii="Times New Roman" w:eastAsia="Times New Roman" w:hAnsi="Times New Roman" w:cs="Times New Roman"/>
+          <w:bCs/>
+        </w:rPr>
+        <w:t>(</w:t>
+      </w:r>
+      <w:r>
+        <w:rPr>
+          <w:rFonts w:ascii="Times New Roman" w:eastAsia="Times New Roman" w:hAnsi="Times New Roman" w:cs="Times New Roman"/>
+        </w:rPr>
+        <w:t>05/2014-08/2014</w:t>
+      </w:r>
+      <w:r>
+        <w:rPr>
+          <w:rFonts w:ascii="Times New Roman" w:eastAsia="Times New Roman" w:hAnsi="Times New Roman" w:cs="Times New Roman"/>
+          <w:bCs/>
+        </w:rPr>
+        <w:t>)</w:t>
+      </w:r>
+      <w:r>
+        <w:rPr>
+          <w:rFonts w:ascii="Times New Roman" w:eastAsia="Times New Roman" w:hAnsi="Times New Roman" w:cs="Times New Roman"/>
+        </w:rPr>
+        <w:t xml:space="preserve"> – Cashier</w:t>
+      </w:r>
+    </w:p>
+    <w:p>
+      <w:pPr>
+        <w:numPr>
+          <w:ilvl w:val="0"/>
+          <w:numId w:val="7"/>
+        </w:numPr>
+        <w:spacing w:after="0" w:line="276" w:lineRule="auto"/>
+        <w:rPr>
+          <w:rFonts w:ascii="Times New Roman" w:eastAsia="Times New Roman" w:hAnsi="Times New Roman" w:cs="Times New Roman"/>
+        </w:rPr>
+      </w:pPr>
+      <w:r>
+        <w:rPr>
+          <w:rFonts w:ascii="Times New Roman" w:eastAsia="Times New Roman" w:hAnsi="Times New Roman" w:cs="Times New Roman"/>
+          <w:color w:val="3C4043"/>
+          <w:highlight w:val="white"/>
+        </w:rPr>
+        <w:t>Exposed to new people of varying personalities on a daily basis</w:t>
+      </w:r>
+    </w:p>
+    <w:p>
+      <w:pPr>
+        <w:numPr>
+          <w:ilvl w:val="0"/>
+          <w:numId w:val="7"/>
+        </w:numPr>
         <w:pBdr>
-          <w:top w:val="nil"/>
-          <w:left w:val="nil"/>
-          <w:bottom w:val="nil"/>
-          <w:right w:val="nil"/>
-          <w:between w:val="nil"/>
+          <w:bottom w:val="single" w:sz="6" w:space="1" w:color="auto"/>
         </w:pBdr>
         <w:spacing w:after="0" w:line="276" w:lineRule="auto"/>
         <w:rPr>
           <w:rFonts w:ascii="Times New Roman" w:eastAsia="Times New Roman" w:hAnsi="Times New Roman" w:cs="Times New Roman"/>
-          <w:color w:val="000000"/>
-        </w:rPr>
-      </w:pPr>
-      <w:r>
-        <w:rPr>
-          <w:rFonts w:ascii="Times New Roman" w:eastAsia="Times New Roman" w:hAnsi="Times New Roman" w:cs="Times New Roman"/>
-          <w:color w:val="000000"/>
-        </w:rPr>
-        <w:t>Used various Node modules to store questions and answers from multiple users</w:t>
+        </w:rPr>
+      </w:pPr>
+      <w:r>
+        <w:rPr>
+          <w:rFonts w:ascii="Times New Roman" w:eastAsia="Times New Roman" w:hAnsi="Times New Roman" w:cs="Times New Roman"/>
+          <w:color w:val="3C4043"/>
+          <w:highlight w:val="white"/>
+        </w:rPr>
+        <w:t>Maintained the highest possible level service with help from superiors when needed</w:t>
       </w:r>
     </w:p>
     <w:p>
       <w:pPr>
+        <w:spacing w:after="0" w:line="276" w:lineRule="auto"/>
+        <w:jc w:val="center"/>
+        <w:rPr>
+          <w:rFonts w:ascii="Times New Roman" w:eastAsia="Times New Roman" w:hAnsi="Times New Roman" w:cs="Times New Roman"/>
+          <w:b/>
+        </w:rPr>
+      </w:pPr>
+      <w:r>
+        <w:rPr>
+          <w:rFonts w:ascii="Times New Roman" w:eastAsia="Times New Roman" w:hAnsi="Times New Roman" w:cs="Times New Roman"/>
+          <w:b/>
+        </w:rPr>
+        <w:t>Education</w:t>
+      </w:r>
+    </w:p>
+    <w:p>
+      <w:pPr>
+        <w:spacing w:after="0" w:line="276" w:lineRule="auto"/>
+        <w:rPr>
+          <w:rFonts w:ascii="Times New Roman" w:eastAsia="Times New Roman" w:hAnsi="Times New Roman" w:cs="Times New Roman"/>
+          <w:bCs/>
+        </w:rPr>
+      </w:pPr>
+      <w:r>
+        <w:rPr>
+          <w:rFonts w:ascii="Times New Roman" w:eastAsia="Times New Roman" w:hAnsi="Times New Roman" w:cs="Times New Roman"/>
+          <w:b/>
+        </w:rPr>
+        <w:t xml:space="preserve">Udemy </w:t>
+      </w:r>
+      <w:r>
+        <w:rPr>
+          <w:rFonts w:ascii="Times New Roman" w:eastAsia="Times New Roman" w:hAnsi="Times New Roman" w:cs="Times New Roman"/>
+          <w:bCs/>
+        </w:rPr>
+        <w:t>(0</w:t>
+      </w:r>
+      <w:r>
+        <w:rPr>
+          <w:rFonts w:ascii="Times New Roman" w:eastAsia="Times New Roman" w:hAnsi="Times New Roman" w:cs="Times New Roman"/>
+          <w:bCs/>
+        </w:rPr>
+        <w:t>7</w:t>
+      </w:r>
+      <w:r>
+        <w:rPr>
+          <w:rFonts w:ascii="Times New Roman" w:eastAsia="Times New Roman" w:hAnsi="Times New Roman" w:cs="Times New Roman"/>
+          <w:bCs/>
+        </w:rPr>
+        <w:t>/2021 – Present)</w:t>
+      </w:r>
+      <w:r>
+        <w:rPr>
+          <w:rFonts w:ascii="Times New Roman" w:eastAsia="Times New Roman" w:hAnsi="Times New Roman" w:cs="Times New Roman"/>
+          <w:b/>
+        </w:rPr>
+        <w:t xml:space="preserve"> – </w:t>
+      </w:r>
+      <w:r>
+        <w:rPr>
+          <w:rFonts w:ascii="Times New Roman" w:eastAsia="Times New Roman" w:hAnsi="Times New Roman" w:cs="Times New Roman"/>
+          <w:bCs/>
+        </w:rPr>
+        <w:t>UI/UX Design</w:t>
+      </w:r>
+      <w:r>
+        <w:rPr>
+          <w:rFonts w:ascii="Times New Roman" w:eastAsia="Times New Roman" w:hAnsi="Times New Roman" w:cs="Times New Roman"/>
+          <w:bCs/>
+        </w:rPr>
+        <w:t xml:space="preserve"> Certificate</w:t>
+      </w:r>
+    </w:p>
+    <w:p>
+      <w:pPr>
+        <w:pStyle w:val="ListParagraph"/>
         <w:numPr>
           <w:ilvl w:val="0"/>
-          <w:numId w:val="8"/>
+          <w:numId w:val="10"/>
+        </w:numPr>
+        <w:spacing w:after="0" w:line="276" w:lineRule="auto"/>
+        <w:rPr>
+          <w:rFonts w:ascii="Times New Roman" w:eastAsia="Times New Roman" w:hAnsi="Times New Roman" w:cs="Times New Roman"/>
+          <w:bCs/>
+        </w:rPr>
+      </w:pPr>
+      <w:r>
+        <w:rPr>
+          <w:rFonts w:ascii="Times New Roman" w:eastAsia="Times New Roman" w:hAnsi="Times New Roman" w:cs="Times New Roman"/>
+          <w:bCs/>
+        </w:rPr>
+        <w:t xml:space="preserve">Topics covered: </w:t>
+      </w:r>
+      <w:r>
+        <w:rPr>
+          <w:rFonts w:ascii="Times New Roman" w:eastAsia="Times New Roman" w:hAnsi="Times New Roman" w:cs="Times New Roman"/>
+          <w:bCs/>
+        </w:rPr>
+        <w:t>Figma, Wireframes, Prototyping, Color Theory, Typography, Accessibility, Motion/Animations</w:t>
+      </w:r>
+    </w:p>
+    <w:p>
+      <w:pPr>
+        <w:spacing w:after="0" w:line="276" w:lineRule="auto"/>
+        <w:rPr>
+          <w:rFonts w:ascii="Times New Roman" w:eastAsia="Times New Roman" w:hAnsi="Times New Roman" w:cs="Times New Roman"/>
+          <w:bCs/>
+        </w:rPr>
+      </w:pPr>
+      <w:r>
+        <w:rPr>
+          <w:rFonts w:ascii="Times New Roman" w:eastAsia="Times New Roman" w:hAnsi="Times New Roman" w:cs="Times New Roman"/>
+          <w:b/>
+        </w:rPr>
+        <w:t>Udemy</w:t>
+      </w:r>
+      <w:r>
+        <w:rPr>
+          <w:rFonts w:ascii="Times New Roman" w:eastAsia="Times New Roman" w:hAnsi="Times New Roman" w:cs="Times New Roman"/>
+          <w:b/>
+        </w:rPr>
+        <w:t xml:space="preserve"> </w:t>
+      </w:r>
+      <w:r>
+        <w:rPr>
+          <w:rFonts w:ascii="Times New Roman" w:eastAsia="Times New Roman" w:hAnsi="Times New Roman" w:cs="Times New Roman"/>
+          <w:bCs/>
+        </w:rPr>
+        <w:t xml:space="preserve">(07/2021 </w:t>
+      </w:r>
+      <w:r>
+        <w:rPr>
+          <w:rFonts w:ascii="Times New Roman" w:eastAsia="Times New Roman" w:hAnsi="Times New Roman" w:cs="Times New Roman"/>
+          <w:bCs/>
+        </w:rPr>
+        <w:t>–</w:t>
+      </w:r>
+      <w:r>
+        <w:rPr>
+          <w:rFonts w:ascii="Times New Roman" w:eastAsia="Times New Roman" w:hAnsi="Times New Roman" w:cs="Times New Roman"/>
+          <w:bCs/>
+        </w:rPr>
+        <w:t xml:space="preserve"> </w:t>
+      </w:r>
+      <w:r>
+        <w:rPr>
+          <w:rFonts w:ascii="Times New Roman" w:eastAsia="Times New Roman" w:hAnsi="Times New Roman" w:cs="Times New Roman"/>
+          <w:bCs/>
+        </w:rPr>
+        <w:t>Present)</w:t>
+      </w:r>
+      <w:r>
+        <w:rPr>
+          <w:rFonts w:ascii="Times New Roman" w:eastAsia="Times New Roman" w:hAnsi="Times New Roman" w:cs="Times New Roman"/>
+          <w:b/>
+        </w:rPr>
+        <w:t xml:space="preserve"> – </w:t>
+      </w:r>
+      <w:r>
+        <w:rPr>
+          <w:rFonts w:ascii="Times New Roman" w:eastAsia="Times New Roman" w:hAnsi="Times New Roman" w:cs="Times New Roman"/>
+          <w:bCs/>
+        </w:rPr>
+        <w:t>Junior to Senior Web-development Certificate</w:t>
+      </w:r>
+    </w:p>
+    <w:p>
+      <w:pPr>
+        <w:pStyle w:val="ListParagraph"/>
+        <w:numPr>
+          <w:ilvl w:val="0"/>
+          <w:numId w:val="10"/>
+        </w:numPr>
+        <w:spacing w:after="0" w:line="276" w:lineRule="auto"/>
+        <w:rPr>
+          <w:rFonts w:ascii="Times New Roman" w:eastAsia="Times New Roman" w:hAnsi="Times New Roman" w:cs="Times New Roman"/>
+          <w:bCs/>
+        </w:rPr>
+      </w:pPr>
+      <w:r>
+        <w:rPr>
+          <w:rFonts w:ascii="Times New Roman" w:eastAsia="Times New Roman" w:hAnsi="Times New Roman" w:cs="Times New Roman"/>
+          <w:bCs/>
+        </w:rPr>
+        <w:t xml:space="preserve">Topics covered: Parcel, SSH, Webpack, </w:t>
+      </w:r>
+      <w:r>
+        <w:rPr>
+          <w:rFonts w:ascii="Times New Roman" w:eastAsia="Times New Roman" w:hAnsi="Times New Roman" w:cs="Times New Roman"/>
+          <w:bCs/>
+        </w:rPr>
+        <w:t>Web</w:t>
+      </w:r>
+      <w:r>
+        <w:rPr>
+          <w:rFonts w:ascii="Times New Roman" w:eastAsia="Times New Roman" w:hAnsi="Times New Roman" w:cs="Times New Roman"/>
+          <w:bCs/>
+        </w:rPr>
+        <w:t xml:space="preserve"> Optimization, TypeScript, Single Page Applications, Docker, Redis, AWS, JWT</w:t>
+      </w:r>
+      <w:r>
+        <w:rPr>
+          <w:rFonts w:ascii="Times New Roman" w:eastAsia="Times New Roman" w:hAnsi="Times New Roman" w:cs="Times New Roman"/>
+          <w:bCs/>
+        </w:rPr>
+        <w:t>s</w:t>
+      </w:r>
+      <w:r>
+        <w:rPr>
+          <w:rFonts w:ascii="Times New Roman" w:eastAsia="Times New Roman" w:hAnsi="Times New Roman" w:cs="Times New Roman"/>
+          <w:bCs/>
+        </w:rPr>
+        <w:t xml:space="preserve">, </w:t>
+      </w:r>
+      <w:r>
+        <w:rPr>
+          <w:rFonts w:ascii="Times New Roman" w:eastAsia="Times New Roman" w:hAnsi="Times New Roman" w:cs="Times New Roman"/>
+          <w:bCs/>
+        </w:rPr>
+        <w:t>PostgreSQL</w:t>
+      </w:r>
+      <w:r>
+        <w:rPr>
+          <w:rFonts w:ascii="Times New Roman" w:eastAsia="Times New Roman" w:hAnsi="Times New Roman" w:cs="Times New Roman"/>
+          <w:bCs/>
+        </w:rPr>
+        <w:t xml:space="preserve">, NextJS, Server-side Rendering, </w:t>
+      </w:r>
+      <w:r>
+        <w:rPr>
+          <w:rFonts w:ascii="Times New Roman" w:eastAsia="Times New Roman" w:hAnsi="Times New Roman" w:cs="Times New Roman"/>
+          <w:bCs/>
+        </w:rPr>
+        <w:t>Jest, Enzyme, React Testing Library</w:t>
+      </w:r>
+    </w:p>
+    <w:p>
+      <w:pPr>
+        <w:spacing w:after="0" w:line="276" w:lineRule="auto"/>
+        <w:rPr>
+          <w:rFonts w:ascii="Times New Roman" w:eastAsia="Times New Roman" w:hAnsi="Times New Roman" w:cs="Times New Roman"/>
+        </w:rPr>
+      </w:pPr>
+      <w:r>
+        <w:rPr>
+          <w:rFonts w:ascii="Times New Roman" w:eastAsia="Times New Roman" w:hAnsi="Times New Roman" w:cs="Times New Roman"/>
+          <w:b/>
+        </w:rPr>
+        <w:t>Udacity</w:t>
+      </w:r>
+      <w:r>
+        <w:rPr>
+          <w:rFonts w:ascii="Times New Roman" w:eastAsia="Times New Roman" w:hAnsi="Times New Roman" w:cs="Times New Roman"/>
+          <w:b/>
+        </w:rPr>
+        <w:t xml:space="preserve"> </w:t>
+      </w:r>
+      <w:r>
+        <w:rPr>
+          <w:rFonts w:ascii="Times New Roman" w:eastAsia="Times New Roman" w:hAnsi="Times New Roman" w:cs="Times New Roman"/>
+          <w:bCs/>
+        </w:rPr>
+        <w:t>(03/2021 – 07/2021)</w:t>
+      </w:r>
+      <w:r>
+        <w:rPr>
+          <w:rFonts w:ascii="Times New Roman" w:eastAsia="Times New Roman" w:hAnsi="Times New Roman" w:cs="Times New Roman"/>
+        </w:rPr>
+        <w:t xml:space="preserve"> – React Certificate</w:t>
+      </w:r>
+    </w:p>
+    <w:p>
+      <w:pPr>
+        <w:numPr>
+          <w:ilvl w:val="0"/>
+          <w:numId w:val="1"/>
         </w:numPr>
         <w:pBdr>
           <w:top w:val="nil"/>
@@ -998,653 +1455,14 @@
         <w:spacing w:after="0" w:line="276" w:lineRule="auto"/>
         <w:rPr>
           <w:rFonts w:ascii="Times New Roman" w:eastAsia="Times New Roman" w:hAnsi="Times New Roman" w:cs="Times New Roman"/>
+        </w:rPr>
+      </w:pPr>
+      <w:r>
+        <w:rPr>
+          <w:rFonts w:ascii="Times New Roman" w:eastAsia="Times New Roman" w:hAnsi="Times New Roman" w:cs="Times New Roman"/>
           <w:color w:val="000000"/>
         </w:rPr>
-      </w:pPr>
-      <w:r>
-        <w:rPr>
-          <w:rFonts w:ascii="Times New Roman" w:eastAsia="Times New Roman" w:hAnsi="Times New Roman" w:cs="Times New Roman"/>
-          <w:color w:val="000000"/>
-        </w:rPr>
-        <w:t xml:space="preserve">Q&amp;A database implemented in Redux, using redux-persist to prevent data from being </w:t>
-      </w:r>
-      <w:r>
-        <w:rPr>
-          <w:rFonts w:ascii="Times New Roman" w:eastAsia="Times New Roman" w:hAnsi="Times New Roman" w:cs="Times New Roman"/>
-          <w:color w:val="000000"/>
-        </w:rPr>
-        <w:t>wiped</w:t>
-      </w:r>
-      <w:r>
-        <w:rPr>
-          <w:rFonts w:ascii="Times New Roman" w:eastAsia="Times New Roman" w:hAnsi="Times New Roman" w:cs="Times New Roman"/>
-          <w:color w:val="000000"/>
-        </w:rPr>
-        <w:t xml:space="preserve"> on page </w:t>
-      </w:r>
-      <w:r>
-        <w:rPr>
-          <w:rFonts w:ascii="Times New Roman" w:eastAsia="Times New Roman" w:hAnsi="Times New Roman" w:cs="Times New Roman"/>
-          <w:color w:val="000000"/>
-        </w:rPr>
-        <w:t>reload</w:t>
-      </w:r>
-    </w:p>
-    <w:p>
-      <w:pPr>
-        <w:spacing w:after="0" w:line="276" w:lineRule="auto"/>
-        <w:jc w:val="center"/>
-        <w:rPr>
-          <w:rFonts w:ascii="Times New Roman" w:eastAsia="Times New Roman" w:hAnsi="Times New Roman" w:cs="Times New Roman"/>
-          <w:b/>
-        </w:rPr>
-      </w:pPr>
-      <w:r>
-        <w:rPr>
-          <w:rFonts w:ascii="Times New Roman" w:eastAsia="Times New Roman" w:hAnsi="Times New Roman" w:cs="Times New Roman"/>
-          <w:b/>
-        </w:rPr>
-        <w:t>Education</w:t>
-      </w:r>
-    </w:p>
-    <w:p>
-      <w:pPr>
-        <w:spacing w:after="0" w:line="276" w:lineRule="auto"/>
-        <w:rPr>
-          <w:rFonts w:ascii="Times New Roman" w:eastAsia="Times New Roman" w:hAnsi="Times New Roman" w:cs="Times New Roman"/>
-          <w:bCs/>
-        </w:rPr>
-      </w:pPr>
-      <w:r>
-        <w:rPr>
-          <w:rFonts w:ascii="Times New Roman" w:eastAsia="Times New Roman" w:hAnsi="Times New Roman" w:cs="Times New Roman"/>
-          <w:b/>
-        </w:rPr>
-        <w:t>Udemy</w:t>
-      </w:r>
-      <w:r>
-        <w:rPr>
-          <w:rFonts w:ascii="Times New Roman" w:eastAsia="Times New Roman" w:hAnsi="Times New Roman" w:cs="Times New Roman"/>
-          <w:b/>
-        </w:rPr>
-        <w:t xml:space="preserve"> </w:t>
-      </w:r>
-      <w:r>
-        <w:rPr>
-          <w:rFonts w:ascii="Times New Roman" w:eastAsia="Times New Roman" w:hAnsi="Times New Roman" w:cs="Times New Roman"/>
-          <w:bCs/>
-        </w:rPr>
-        <w:t>(</w:t>
-      </w:r>
-      <w:r>
-        <w:rPr>
-          <w:rFonts w:ascii="Times New Roman" w:eastAsia="Times New Roman" w:hAnsi="Times New Roman" w:cs="Times New Roman"/>
-          <w:bCs/>
-        </w:rPr>
-        <w:t xml:space="preserve">07/2021 </w:t>
-      </w:r>
-      <w:r>
-        <w:rPr>
-          <w:rFonts w:ascii="Times New Roman" w:eastAsia="Times New Roman" w:hAnsi="Times New Roman" w:cs="Times New Roman"/>
-          <w:bCs/>
-        </w:rPr>
-        <w:t>–</w:t>
-      </w:r>
-      <w:r>
-        <w:rPr>
-          <w:rFonts w:ascii="Times New Roman" w:eastAsia="Times New Roman" w:hAnsi="Times New Roman" w:cs="Times New Roman"/>
-          <w:bCs/>
-        </w:rPr>
-        <w:t xml:space="preserve"> </w:t>
-      </w:r>
-      <w:r>
-        <w:rPr>
-          <w:rFonts w:ascii="Times New Roman" w:eastAsia="Times New Roman" w:hAnsi="Times New Roman" w:cs="Times New Roman"/>
-          <w:bCs/>
-        </w:rPr>
-        <w:t>Present</w:t>
-      </w:r>
-      <w:r>
-        <w:rPr>
-          <w:rFonts w:ascii="Times New Roman" w:eastAsia="Times New Roman" w:hAnsi="Times New Roman" w:cs="Times New Roman"/>
-          <w:bCs/>
-        </w:rPr>
-        <w:t>)</w:t>
-      </w:r>
-      <w:r>
-        <w:rPr>
-          <w:rFonts w:ascii="Times New Roman" w:eastAsia="Times New Roman" w:hAnsi="Times New Roman" w:cs="Times New Roman"/>
-          <w:b/>
-        </w:rPr>
-        <w:t xml:space="preserve"> – </w:t>
-      </w:r>
-      <w:r>
-        <w:rPr>
-          <w:rFonts w:ascii="Times New Roman" w:eastAsia="Times New Roman" w:hAnsi="Times New Roman" w:cs="Times New Roman"/>
-          <w:bCs/>
-        </w:rPr>
-        <w:t>Junior to Senior Web-development Certificate</w:t>
-      </w:r>
-    </w:p>
-    <w:p>
-      <w:pPr>
-        <w:pStyle w:val="ListParagraph"/>
-        <w:numPr>
-          <w:ilvl w:val="0"/>
-          <w:numId w:val="10"/>
-        </w:numPr>
-        <w:spacing w:after="0" w:line="276" w:lineRule="auto"/>
-        <w:rPr>
-          <w:rFonts w:ascii="Times New Roman" w:eastAsia="Times New Roman" w:hAnsi="Times New Roman" w:cs="Times New Roman"/>
-          <w:bCs/>
-        </w:rPr>
-      </w:pPr>
-      <w:r>
-        <w:rPr>
-          <w:rFonts w:ascii="Times New Roman" w:eastAsia="Times New Roman" w:hAnsi="Times New Roman" w:cs="Times New Roman"/>
-          <w:bCs/>
-        </w:rPr>
-        <w:t>Topics covered:</w:t>
-      </w:r>
-      <w:r>
-        <w:rPr>
-          <w:rFonts w:ascii="Times New Roman" w:eastAsia="Times New Roman" w:hAnsi="Times New Roman" w:cs="Times New Roman"/>
-          <w:bCs/>
-        </w:rPr>
-        <w:t xml:space="preserve"> Parcel, SSH, Webpack, </w:t>
-      </w:r>
-      <w:r>
-        <w:rPr>
-          <w:rFonts w:ascii="Times New Roman" w:eastAsia="Times New Roman" w:hAnsi="Times New Roman" w:cs="Times New Roman"/>
-          <w:bCs/>
-        </w:rPr>
-        <w:t>Web</w:t>
-      </w:r>
-      <w:r>
-        <w:rPr>
-          <w:rFonts w:ascii="Times New Roman" w:eastAsia="Times New Roman" w:hAnsi="Times New Roman" w:cs="Times New Roman"/>
-          <w:bCs/>
-        </w:rPr>
-        <w:t xml:space="preserve"> Optimization, TypeScript, Single Page Applications, Docker, Redis, AWS, JWT</w:t>
-      </w:r>
-      <w:r>
-        <w:rPr>
-          <w:rFonts w:ascii="Times New Roman" w:eastAsia="Times New Roman" w:hAnsi="Times New Roman" w:cs="Times New Roman"/>
-          <w:bCs/>
-        </w:rPr>
-        <w:t xml:space="preserve">, </w:t>
-      </w:r>
-      <w:r>
-        <w:rPr>
-          <w:rFonts w:ascii="Times New Roman" w:eastAsia="Times New Roman" w:hAnsi="Times New Roman" w:cs="Times New Roman"/>
-          <w:bCs/>
-        </w:rPr>
-        <w:t>PostgreSQL</w:t>
-      </w:r>
-      <w:r>
-        <w:rPr>
-          <w:rFonts w:ascii="Times New Roman" w:eastAsia="Times New Roman" w:hAnsi="Times New Roman" w:cs="Times New Roman"/>
-          <w:bCs/>
-        </w:rPr>
-        <w:t xml:space="preserve">, NextJS, Server-side Rendering, </w:t>
-      </w:r>
-      <w:r>
-        <w:rPr>
-          <w:rFonts w:ascii="Times New Roman" w:eastAsia="Times New Roman" w:hAnsi="Times New Roman" w:cs="Times New Roman"/>
-          <w:bCs/>
-        </w:rPr>
-        <w:t>Jest, Enzyme, React Testing Library</w:t>
-      </w:r>
-    </w:p>
-    <w:p>
-      <w:pPr>
-        <w:spacing w:after="0" w:line="276" w:lineRule="auto"/>
-        <w:rPr>
-          <w:rFonts w:ascii="Times New Roman" w:eastAsia="Times New Roman" w:hAnsi="Times New Roman" w:cs="Times New Roman"/>
-        </w:rPr>
-      </w:pPr>
-      <w:r>
-        <w:rPr>
-          <w:rFonts w:ascii="Times New Roman" w:eastAsia="Times New Roman" w:hAnsi="Times New Roman" w:cs="Times New Roman"/>
-          <w:b/>
-        </w:rPr>
-        <w:t>Udacity</w:t>
-      </w:r>
-      <w:r>
-        <w:rPr>
-          <w:rFonts w:ascii="Times New Roman" w:eastAsia="Times New Roman" w:hAnsi="Times New Roman" w:cs="Times New Roman"/>
-          <w:b/>
-        </w:rPr>
-        <w:t xml:space="preserve"> </w:t>
-      </w:r>
-      <w:r>
-        <w:rPr>
-          <w:rFonts w:ascii="Times New Roman" w:eastAsia="Times New Roman" w:hAnsi="Times New Roman" w:cs="Times New Roman"/>
-          <w:bCs/>
-        </w:rPr>
-        <w:t>(</w:t>
-      </w:r>
-      <w:r>
-        <w:rPr>
-          <w:rFonts w:ascii="Times New Roman" w:eastAsia="Times New Roman" w:hAnsi="Times New Roman" w:cs="Times New Roman"/>
-          <w:bCs/>
-        </w:rPr>
-        <w:t>03/2021 – 07/2021</w:t>
-      </w:r>
-      <w:r>
-        <w:rPr>
-          <w:rFonts w:ascii="Times New Roman" w:eastAsia="Times New Roman" w:hAnsi="Times New Roman" w:cs="Times New Roman"/>
-          <w:bCs/>
-        </w:rPr>
-        <w:t>)</w:t>
-      </w:r>
-      <w:r>
-        <w:rPr>
-          <w:rFonts w:ascii="Times New Roman" w:eastAsia="Times New Roman" w:hAnsi="Times New Roman" w:cs="Times New Roman"/>
-        </w:rPr>
-        <w:t xml:space="preserve"> – React Certificate</w:t>
-      </w:r>
-    </w:p>
-    <w:p>
-      <w:pPr>
-        <w:numPr>
-          <w:ilvl w:val="0"/>
-          <w:numId w:val="4"/>
-        </w:numPr>
-        <w:pBdr>
-          <w:top w:val="nil"/>
-          <w:left w:val="nil"/>
-          <w:bottom w:val="nil"/>
-          <w:right w:val="nil"/>
-          <w:between w:val="nil"/>
-        </w:pBdr>
-        <w:spacing w:after="0" w:line="276" w:lineRule="auto"/>
-        <w:ind w:left="720"/>
-        <w:rPr>
-          <w:rFonts w:ascii="Times New Roman" w:eastAsia="Times New Roman" w:hAnsi="Times New Roman" w:cs="Times New Roman"/>
-          <w:color w:val="000000"/>
-        </w:rPr>
-      </w:pPr>
-      <w:r>
-        <w:rPr>
-          <w:rFonts w:ascii="Times New Roman" w:eastAsia="Times New Roman" w:hAnsi="Times New Roman" w:cs="Times New Roman"/>
-          <w:color w:val="000000"/>
-        </w:rPr>
         <w:t>Topics covered: React, Redux, React Native, JSX</w:t>
-      </w:r>
-    </w:p>
-    <w:p>
-      <w:pPr>
-        <w:spacing w:after="0" w:line="276" w:lineRule="auto"/>
-        <w:rPr>
-          <w:rFonts w:ascii="Times New Roman" w:eastAsia="Times New Roman" w:hAnsi="Times New Roman" w:cs="Times New Roman"/>
-        </w:rPr>
-      </w:pPr>
-      <w:r>
-        <w:rPr>
-          <w:rFonts w:ascii="Times New Roman" w:eastAsia="Times New Roman" w:hAnsi="Times New Roman" w:cs="Times New Roman"/>
-          <w:b/>
-        </w:rPr>
-        <w:t>Rensselaer Polytechnic Institute</w:t>
-      </w:r>
-      <w:r>
-        <w:rPr>
-          <w:rFonts w:ascii="Times New Roman" w:eastAsia="Times New Roman" w:hAnsi="Times New Roman" w:cs="Times New Roman"/>
-          <w:b/>
-        </w:rPr>
-        <w:t xml:space="preserve"> </w:t>
-      </w:r>
-      <w:r>
-        <w:rPr>
-          <w:rFonts w:ascii="Times New Roman" w:eastAsia="Times New Roman" w:hAnsi="Times New Roman" w:cs="Times New Roman"/>
-          <w:bCs/>
-        </w:rPr>
-        <w:t>(</w:t>
-      </w:r>
-      <w:r>
-        <w:rPr>
-          <w:rFonts w:ascii="Times New Roman" w:eastAsia="Times New Roman" w:hAnsi="Times New Roman" w:cs="Times New Roman"/>
-          <w:bCs/>
-        </w:rPr>
-        <w:t>08/2014 – 05/2016</w:t>
-      </w:r>
-      <w:r>
-        <w:rPr>
-          <w:rFonts w:ascii="Times New Roman" w:eastAsia="Times New Roman" w:hAnsi="Times New Roman" w:cs="Times New Roman"/>
-          <w:bCs/>
-        </w:rPr>
-        <w:t>)</w:t>
-      </w:r>
-    </w:p>
-    <w:p>
-      <w:pPr>
-        <w:numPr>
-          <w:ilvl w:val="0"/>
-          <w:numId w:val="1"/>
-        </w:numPr>
-        <w:pBdr>
-          <w:bottom w:val="single" w:sz="6" w:space="1" w:color="auto"/>
-        </w:pBdr>
-        <w:spacing w:after="0" w:line="276" w:lineRule="auto"/>
-        <w:rPr>
-          <w:rFonts w:ascii="Times New Roman" w:eastAsia="Times New Roman" w:hAnsi="Times New Roman" w:cs="Times New Roman"/>
-        </w:rPr>
-      </w:pPr>
-      <w:r>
-        <w:rPr>
-          <w:rFonts w:ascii="Times New Roman" w:eastAsia="Times New Roman" w:hAnsi="Times New Roman" w:cs="Times New Roman"/>
-        </w:rPr>
-        <w:t>Classes taken: Computer Science I, Data Structures, Foundations of Computer Science, Algorithms, Principles of Software, Database Systems, Computer Organization</w:t>
-      </w:r>
-    </w:p>
-    <w:p>
-      <w:pPr>
-        <w:spacing w:after="0" w:line="276" w:lineRule="auto"/>
-        <w:jc w:val="center"/>
-        <w:rPr>
-          <w:rFonts w:ascii="Times New Roman" w:eastAsia="Times New Roman" w:hAnsi="Times New Roman" w:cs="Times New Roman"/>
-          <w:b/>
-        </w:rPr>
-      </w:pPr>
-      <w:r>
-        <w:rPr>
-          <w:rFonts w:ascii="Times New Roman" w:eastAsia="Times New Roman" w:hAnsi="Times New Roman" w:cs="Times New Roman"/>
-          <w:b/>
-        </w:rPr>
-        <w:t>Work Experience</w:t>
-      </w:r>
-    </w:p>
-    <w:p>
-      <w:pPr>
-        <w:spacing w:after="0" w:line="276" w:lineRule="auto"/>
-        <w:rPr>
-          <w:rFonts w:ascii="Times New Roman" w:eastAsia="Times New Roman" w:hAnsi="Times New Roman" w:cs="Times New Roman"/>
-        </w:rPr>
-      </w:pPr>
-      <w:r>
-        <w:rPr>
-          <w:rFonts w:ascii="Times New Roman" w:eastAsia="Times New Roman" w:hAnsi="Times New Roman" w:cs="Times New Roman"/>
-          <w:b/>
-        </w:rPr>
-        <w:t>Tris Pharma</w:t>
-      </w:r>
-      <w:r>
-        <w:rPr>
-          <w:rFonts w:ascii="Times New Roman" w:eastAsia="Times New Roman" w:hAnsi="Times New Roman" w:cs="Times New Roman"/>
-          <w:b/>
-        </w:rPr>
-        <w:t xml:space="preserve"> </w:t>
-      </w:r>
-      <w:r>
-        <w:rPr>
-          <w:rFonts w:ascii="Times New Roman" w:eastAsia="Times New Roman" w:hAnsi="Times New Roman" w:cs="Times New Roman"/>
-          <w:bCs/>
-        </w:rPr>
-        <w:t>(06/2018 - 09/2018)</w:t>
-      </w:r>
-      <w:r>
-        <w:rPr>
-          <w:rFonts w:ascii="Times New Roman" w:eastAsia="Times New Roman" w:hAnsi="Times New Roman" w:cs="Times New Roman"/>
-          <w:b/>
-        </w:rPr>
-        <w:t xml:space="preserve"> </w:t>
-      </w:r>
-      <w:r>
-        <w:rPr>
-          <w:rFonts w:ascii="Times New Roman" w:eastAsia="Times New Roman" w:hAnsi="Times New Roman" w:cs="Times New Roman"/>
-        </w:rPr>
-        <w:t>– QA Analyst Intern</w:t>
-      </w:r>
-    </w:p>
-    <w:p>
-      <w:pPr>
-        <w:numPr>
-          <w:ilvl w:val="0"/>
-          <w:numId w:val="3"/>
-        </w:numPr>
-        <w:spacing w:after="0" w:line="276" w:lineRule="auto"/>
-        <w:rPr>
-          <w:rFonts w:ascii="Times New Roman" w:eastAsia="Times New Roman" w:hAnsi="Times New Roman" w:cs="Times New Roman"/>
-        </w:rPr>
-      </w:pPr>
-      <w:r>
-        <w:rPr>
-          <w:rFonts w:ascii="Times New Roman" w:eastAsia="Times New Roman" w:hAnsi="Times New Roman" w:cs="Times New Roman"/>
-        </w:rPr>
-        <w:t>Reconciled data and assured reports followed SOPs</w:t>
-      </w:r>
-    </w:p>
-    <w:p>
-      <w:pPr>
-        <w:numPr>
-          <w:ilvl w:val="0"/>
-          <w:numId w:val="3"/>
-        </w:numPr>
-        <w:spacing w:after="0" w:line="276" w:lineRule="auto"/>
-        <w:rPr>
-          <w:rFonts w:ascii="Times New Roman" w:eastAsia="Times New Roman" w:hAnsi="Times New Roman" w:cs="Times New Roman"/>
-        </w:rPr>
-      </w:pPr>
-      <w:r>
-        <w:rPr>
-          <w:rFonts w:ascii="Times New Roman" w:eastAsia="Times New Roman" w:hAnsi="Times New Roman" w:cs="Times New Roman"/>
-        </w:rPr>
-        <w:t>Oversaw and maintained company databases to ensure successful FDA audits</w:t>
-      </w:r>
-    </w:p>
-    <w:p>
-      <w:pPr>
-        <w:spacing w:after="0" w:line="276" w:lineRule="auto"/>
-        <w:rPr>
-          <w:rFonts w:ascii="Times New Roman" w:eastAsia="Times New Roman" w:hAnsi="Times New Roman" w:cs="Times New Roman"/>
-        </w:rPr>
-      </w:pPr>
-      <w:r>
-        <w:rPr>
-          <w:rFonts w:ascii="Times New Roman" w:eastAsia="Times New Roman" w:hAnsi="Times New Roman" w:cs="Times New Roman"/>
-          <w:b/>
-        </w:rPr>
-        <w:t>Dunkin Donuts</w:t>
-      </w:r>
-      <w:r>
-        <w:rPr>
-          <w:rFonts w:ascii="Times New Roman" w:eastAsia="Times New Roman" w:hAnsi="Times New Roman" w:cs="Times New Roman"/>
-          <w:b/>
-        </w:rPr>
-        <w:t xml:space="preserve"> </w:t>
-      </w:r>
-      <w:r>
-        <w:rPr>
-          <w:rFonts w:ascii="Times New Roman" w:eastAsia="Times New Roman" w:hAnsi="Times New Roman" w:cs="Times New Roman"/>
-          <w:bCs/>
-        </w:rPr>
-        <w:t>(</w:t>
-      </w:r>
-      <w:r>
-        <w:rPr>
-          <w:rFonts w:ascii="Times New Roman" w:eastAsia="Times New Roman" w:hAnsi="Times New Roman" w:cs="Times New Roman"/>
-        </w:rPr>
-        <w:t>06/2014-08/2014</w:t>
-      </w:r>
-      <w:r>
-        <w:rPr>
-          <w:rFonts w:ascii="Times New Roman" w:eastAsia="Times New Roman" w:hAnsi="Times New Roman" w:cs="Times New Roman"/>
-          <w:bCs/>
-        </w:rPr>
-        <w:t>)</w:t>
-      </w:r>
-      <w:r>
-        <w:rPr>
-          <w:rFonts w:ascii="Times New Roman" w:eastAsia="Times New Roman" w:hAnsi="Times New Roman" w:cs="Times New Roman"/>
-        </w:rPr>
-        <w:t xml:space="preserve"> – Server</w:t>
-      </w:r>
-    </w:p>
-    <w:p>
-      <w:pPr>
-        <w:numPr>
-          <w:ilvl w:val="0"/>
-          <w:numId w:val="6"/>
-        </w:numPr>
-        <w:spacing w:after="0" w:line="276" w:lineRule="auto"/>
-        <w:rPr>
-          <w:rFonts w:ascii="Times New Roman" w:eastAsia="Times New Roman" w:hAnsi="Times New Roman" w:cs="Times New Roman"/>
-        </w:rPr>
-      </w:pPr>
-      <w:r>
-        <w:rPr>
-          <w:rFonts w:ascii="Times New Roman" w:eastAsia="Times New Roman" w:hAnsi="Times New Roman" w:cs="Times New Roman"/>
-        </w:rPr>
-        <w:t xml:space="preserve">Stayed on my feet in an </w:t>
-      </w:r>
-      <w:r>
-        <w:rPr>
-          <w:rFonts w:ascii="Times New Roman" w:eastAsia="Times New Roman" w:hAnsi="Times New Roman" w:cs="Times New Roman"/>
-        </w:rPr>
-        <w:t>ever-changing</w:t>
-      </w:r>
-      <w:r>
-        <w:rPr>
-          <w:rFonts w:ascii="Times New Roman" w:eastAsia="Times New Roman" w:hAnsi="Times New Roman" w:cs="Times New Roman"/>
-        </w:rPr>
-        <w:t xml:space="preserve"> environment</w:t>
-      </w:r>
-    </w:p>
-    <w:p>
-      <w:pPr>
-        <w:numPr>
-          <w:ilvl w:val="0"/>
-          <w:numId w:val="6"/>
-        </w:numPr>
-        <w:spacing w:after="0" w:line="276" w:lineRule="auto"/>
-        <w:rPr>
-          <w:rFonts w:ascii="Times New Roman" w:eastAsia="Times New Roman" w:hAnsi="Times New Roman" w:cs="Times New Roman"/>
-        </w:rPr>
-      </w:pPr>
-      <w:r>
-        <w:rPr>
-          <w:rFonts w:ascii="Times New Roman" w:eastAsia="Times New Roman" w:hAnsi="Times New Roman" w:cs="Times New Roman"/>
-        </w:rPr>
-        <w:t>Paid</w:t>
-      </w:r>
-      <w:r>
-        <w:rPr>
-          <w:rFonts w:ascii="Times New Roman" w:eastAsia="Times New Roman" w:hAnsi="Times New Roman" w:cs="Times New Roman"/>
-        </w:rPr>
-        <w:t xml:space="preserve"> close attention to customer needs and delivering orders in a timely manner</w:t>
-      </w:r>
-    </w:p>
-    <w:p>
-      <w:pPr>
-        <w:spacing w:after="0" w:line="276" w:lineRule="auto"/>
-        <w:ind w:left="720" w:hanging="720"/>
-        <w:rPr>
-          <w:rFonts w:ascii="Times New Roman" w:eastAsia="Times New Roman" w:hAnsi="Times New Roman" w:cs="Times New Roman"/>
-        </w:rPr>
-      </w:pPr>
-      <w:r>
-        <w:rPr>
-          <w:rFonts w:ascii="Times New Roman" w:eastAsia="Times New Roman" w:hAnsi="Times New Roman" w:cs="Times New Roman"/>
-          <w:b/>
-        </w:rPr>
-        <w:t>Stop &amp; Shop</w:t>
-      </w:r>
-      <w:r>
-        <w:rPr>
-          <w:rFonts w:ascii="Times New Roman" w:eastAsia="Times New Roman" w:hAnsi="Times New Roman" w:cs="Times New Roman"/>
-          <w:b/>
-        </w:rPr>
-        <w:t xml:space="preserve"> </w:t>
-      </w:r>
-      <w:r>
-        <w:rPr>
-          <w:rFonts w:ascii="Times New Roman" w:eastAsia="Times New Roman" w:hAnsi="Times New Roman" w:cs="Times New Roman"/>
-          <w:bCs/>
-        </w:rPr>
-        <w:t>(</w:t>
-      </w:r>
-      <w:r>
-        <w:rPr>
-          <w:rFonts w:ascii="Times New Roman" w:eastAsia="Times New Roman" w:hAnsi="Times New Roman" w:cs="Times New Roman"/>
-        </w:rPr>
-        <w:t>05/2014-08/2014</w:t>
-      </w:r>
-      <w:r>
-        <w:rPr>
-          <w:rFonts w:ascii="Times New Roman" w:eastAsia="Times New Roman" w:hAnsi="Times New Roman" w:cs="Times New Roman"/>
-          <w:bCs/>
-        </w:rPr>
-        <w:t>)</w:t>
-      </w:r>
-      <w:r>
-        <w:rPr>
-          <w:rFonts w:ascii="Times New Roman" w:eastAsia="Times New Roman" w:hAnsi="Times New Roman" w:cs="Times New Roman"/>
-        </w:rPr>
-        <w:t xml:space="preserve"> – Cashier</w:t>
-      </w:r>
-    </w:p>
-    <w:p>
-      <w:pPr>
-        <w:numPr>
-          <w:ilvl w:val="0"/>
-          <w:numId w:val="7"/>
-        </w:numPr>
-        <w:spacing w:after="0" w:line="276" w:lineRule="auto"/>
-        <w:rPr>
-          <w:rFonts w:ascii="Times New Roman" w:eastAsia="Times New Roman" w:hAnsi="Times New Roman" w:cs="Times New Roman"/>
-        </w:rPr>
-      </w:pPr>
-      <w:r>
-        <w:rPr>
-          <w:rFonts w:ascii="Times New Roman" w:eastAsia="Times New Roman" w:hAnsi="Times New Roman" w:cs="Times New Roman"/>
-          <w:color w:val="3C4043"/>
-          <w:highlight w:val="white"/>
-        </w:rPr>
-        <w:t>Exposed to new people of varying personalities on a daily basis</w:t>
-      </w:r>
-    </w:p>
-    <w:p>
-      <w:pPr>
-        <w:numPr>
-          <w:ilvl w:val="0"/>
-          <w:numId w:val="7"/>
-        </w:numPr>
-        <w:spacing w:after="0" w:line="276" w:lineRule="auto"/>
-        <w:rPr>
-          <w:rFonts w:ascii="Times New Roman" w:eastAsia="Times New Roman" w:hAnsi="Times New Roman" w:cs="Times New Roman"/>
-        </w:rPr>
-      </w:pPr>
-      <w:r>
-        <w:rPr>
-          <w:rFonts w:ascii="Times New Roman" w:eastAsia="Times New Roman" w:hAnsi="Times New Roman" w:cs="Times New Roman"/>
-          <w:color w:val="3C4043"/>
-          <w:highlight w:val="white"/>
-        </w:rPr>
-        <w:t>M</w:t>
-      </w:r>
-      <w:r>
-        <w:rPr>
-          <w:rFonts w:ascii="Times New Roman" w:eastAsia="Times New Roman" w:hAnsi="Times New Roman" w:cs="Times New Roman"/>
-          <w:color w:val="3C4043"/>
-          <w:highlight w:val="white"/>
-        </w:rPr>
-        <w:t>aintain</w:t>
-      </w:r>
-      <w:r>
-        <w:rPr>
-          <w:rFonts w:ascii="Times New Roman" w:eastAsia="Times New Roman" w:hAnsi="Times New Roman" w:cs="Times New Roman"/>
-          <w:color w:val="3C4043"/>
-          <w:highlight w:val="white"/>
-        </w:rPr>
-        <w:t>ed</w:t>
-      </w:r>
-      <w:r>
-        <w:rPr>
-          <w:rFonts w:ascii="Times New Roman" w:eastAsia="Times New Roman" w:hAnsi="Times New Roman" w:cs="Times New Roman"/>
-          <w:color w:val="3C4043"/>
-          <w:highlight w:val="white"/>
-        </w:rPr>
-        <w:t xml:space="preserve"> the highest possible level service with help from superiors when needed</w:t>
       </w:r>
     </w:p>
     <w:sectPr>
@@ -1658,7 +1476,7 @@
 </file>
 
 <file path=word/numbering.xml><?xml version="1.0" encoding="utf-8"?>
-<w:numbering xmlns:wpc="http://schemas.microsoft.com/office/word/2010/wordprocessingCanvas" xmlns:cx="http://schemas.microsoft.com/office/drawing/2014/chartex" xmlns:cx1="http://schemas.microsoft.com/office/drawing/2015/9/8/chartex" xmlns:cx2="http://schemas.microsoft.com/office/drawing/2015/10/21/chartex" xmlns:cx3="http://schemas.microsoft.com/office/drawing/2016/5/9/chartex" xmlns:cx4="http://schemas.microsoft.com/office/drawing/2016/5/10/chartex" xmlns:cx5="http://schemas.microsoft.com/office/drawing/2016/5/11/chartex" xmlns:cx6="http://schemas.microsoft.com/office/drawing/2016/5/12/chartex" xmlns:cx7="http://schemas.microsoft.com/office/drawing/2016/5/13/chartex" xmlns:cx8="http://schemas.microsoft.com/office/drawing/2016/5/14/chartex" xmlns:mc="http://schemas.openxmlformats.org/markup-compatibility/2006" xmlns:aink="http://schemas.microsoft.com/office/drawing/2016/ink" xmlns:am3d="http://schemas.microsoft.com/office/drawing/2017/model3d" xmlns:o="urn:schemas-microsoft-com:office:office" xmlns:r="http://schemas.openxmlformats.org/officeDocument/2006/relationships" xmlns:m="http://schemas.openxmlformats.org/officeDocument/2006/math" xmlns:v="urn:schemas-microsoft-com:vml" xmlns:wp14="http://schemas.microsoft.com/office/word/2010/wordprocessingDrawing" xmlns:wp="http://schemas.openxmlformats.org/drawingml/2006/wordprocessingDrawing" xmlns:w10="urn:schemas-microsoft-com:office:word" xmlns:w="http://schemas.openxmlformats.org/wordprocessingml/2006/main" xmlns:w14="http://schemas.microsoft.com/office/word/2010/wordml" xmlns:w15="http://schemas.microsoft.com/office/word/2012/wordml" xmlns:w16cex="http://schemas.microsoft.com/office/word/2018/wordml/cex" xmlns:w16cid="http://schemas.microsoft.com/office/word/2016/wordml/cid" xmlns:w16="http://schemas.microsoft.com/office/word/2018/wordml" xmlns:w16se="http://schemas.microsoft.com/office/word/2015/wordml/symex" xmlns:wpg="http://schemas.microsoft.com/office/word/2010/wordprocessingGroup" xmlns:wpi="http://schemas.microsoft.com/office/word/2010/wordprocessingInk" xmlns:wne="http://schemas.microsoft.com/office/word/2006/wordml" xmlns:wps="http://schemas.microsoft.com/office/word/2010/wordprocessingShape" mc:Ignorable="w14 w15 w16se w16cid w16 w16cex wp14">
+<w:numbering xmlns:wpc="http://schemas.microsoft.com/office/word/2010/wordprocessingCanvas" xmlns:cx="http://schemas.microsoft.com/office/drawing/2014/chartex" xmlns:cx1="http://schemas.microsoft.com/office/drawing/2015/9/8/chartex" xmlns:cx2="http://schemas.microsoft.com/office/drawing/2015/10/21/chartex" xmlns:cx3="http://schemas.microsoft.com/office/drawing/2016/5/9/chartex" xmlns:cx4="http://schemas.microsoft.com/office/drawing/2016/5/10/chartex" xmlns:cx5="http://schemas.microsoft.com/office/drawing/2016/5/11/chartex" xmlns:cx6="http://schemas.microsoft.com/office/drawing/2016/5/12/chartex" xmlns:cx7="http://schemas.microsoft.com/office/drawing/2016/5/13/chartex" xmlns:cx8="http://schemas.microsoft.com/office/drawing/2016/5/14/chartex" xmlns:mc="http://schemas.openxmlformats.org/markup-compatibility/2006" xmlns:aink="http://schemas.microsoft.com/office/drawing/2016/ink" xmlns:am3d="http://schemas.microsoft.com/office/drawing/2017/model3d" xmlns:o="urn:schemas-microsoft-com:office:office" xmlns:r="http://schemas.openxmlformats.org/officeDocument/2006/relationships" xmlns:m="http://schemas.openxmlformats.org/officeDocument/2006/math" xmlns:v="urn:schemas-microsoft-com:vml" xmlns:wp14="http://schemas.microsoft.com/office/word/2010/wordprocessingDrawing" xmlns:wp="http://schemas.openxmlformats.org/drawingml/2006/wordprocessingDrawing" xmlns:w10="urn:schemas-microsoft-com:office:word" xmlns:w="http://schemas.openxmlformats.org/wordprocessingml/2006/main" xmlns:w14="http://schemas.microsoft.com/office/word/2010/wordml" xmlns:w15="http://schemas.microsoft.com/office/word/2012/wordml" xmlns:w16cex="http://schemas.microsoft.com/office/word/2018/wordml/cex" xmlns:w16cid="http://schemas.microsoft.com/office/word/2016/wordml/cid" xmlns:w16="http://schemas.microsoft.com/office/word/2018/wordml" xmlns:w16sdtdh="http://schemas.microsoft.com/office/word/2020/wordml/sdtdatahash" xmlns:w16se="http://schemas.microsoft.com/office/word/2015/wordml/symex" xmlns:wpg="http://schemas.microsoft.com/office/word/2010/wordprocessingGroup" xmlns:wpi="http://schemas.microsoft.com/office/word/2010/wordprocessingInk" xmlns:wne="http://schemas.microsoft.com/office/word/2006/wordml" xmlns:wps="http://schemas.microsoft.com/office/word/2010/wordprocessingShape" mc:Ignorable="w14 w15 w16se w16cid w16 w16cex w16sdtdh wp14">
   <w:abstractNum w:abstractNumId="0" w15:restartNumberingAfterBreak="0">
     <w:nsid w:val="0ABF7064"/>
     <w:multiLevelType w:val="multilevel"/>
@@ -2227,7 +2045,7 @@
   <w:abstractNum w:abstractNumId="5" w15:restartNumberingAfterBreak="0">
     <w:nsid w:val="57F937E2"/>
     <w:multiLevelType w:val="hybridMultilevel"/>
-    <w:tmpl w:val="3AB458C4"/>
+    <w:tmpl w:val="EF647734"/>
     <w:lvl w:ilvl="0" w:tplc="04090001">
       <w:start w:val="1"/>
       <w:numFmt w:val="bullet"/>
@@ -2823,7 +2641,7 @@
 </file>
 
 <file path=word/styles.xml><?xml version="1.0" encoding="utf-8"?>
-<w:styles xmlns:mc="http://schemas.openxmlformats.org/markup-compatibility/2006" xmlns:r="http://schemas.openxmlformats.org/officeDocument/2006/relationships" xmlns:w="http://schemas.openxmlformats.org/wordprocessingml/2006/main" xmlns:w14="http://schemas.microsoft.com/office/word/2010/wordml" xmlns:w15="http://schemas.microsoft.com/office/word/2012/wordml" xmlns:w16cex="http://schemas.microsoft.com/office/word/2018/wordml/cex" xmlns:w16cid="http://schemas.microsoft.com/office/word/2016/wordml/cid" xmlns:w16="http://schemas.microsoft.com/office/word/2018/wordml" xmlns:w16se="http://schemas.microsoft.com/office/word/2015/wordml/symex" mc:Ignorable="w14 w15 w16se w16cid w16 w16cex">
+<w:styles xmlns:mc="http://schemas.openxmlformats.org/markup-compatibility/2006" xmlns:r="http://schemas.openxmlformats.org/officeDocument/2006/relationships" xmlns:w="http://schemas.openxmlformats.org/wordprocessingml/2006/main" xmlns:w14="http://schemas.microsoft.com/office/word/2010/wordml" xmlns:w15="http://schemas.microsoft.com/office/word/2012/wordml" xmlns:w16cex="http://schemas.microsoft.com/office/word/2018/wordml/cex" xmlns:w16cid="http://schemas.microsoft.com/office/word/2016/wordml/cid" xmlns:w16="http://schemas.microsoft.com/office/word/2018/wordml" xmlns:w16sdtdh="http://schemas.microsoft.com/office/word/2020/wordml/sdtdatahash" xmlns:w16se="http://schemas.microsoft.com/office/word/2015/wordml/symex" mc:Ignorable="w14 w15 w16se w16cid w16 w16cex w16sdtdh">
   <w:docDefaults>
     <w:rPrDefault>
       <w:rPr>
